--- a/Fase 2/Evidencias Grupales/2.4_GuiaEstudiante_Fase 2_DesarrolloProyecto APT (Español).docx
+++ b/Fase 2/Evidencias Grupales/2.4_GuiaEstudiante_Fase 2_DesarrolloProyecto APT (Español).docx
@@ -1,11 +1,8 @@
 
 <file path=word/document.xml><?xml version="1.0" encoding="utf-8"?>
-<w:document xmlns:wpc="http://schemas.microsoft.com/office/word/2010/wordprocessingCanvas" xmlns:cx="http://schemas.microsoft.com/office/drawing/2014/chartex" xmlns:mc="http://schemas.openxmlformats.org/markup-compatibility/2006" xmlns:o="urn:schemas-microsoft-com:office:office" xmlns:r="http://schemas.openxmlformats.org/officeDocument/2006/relationships" xmlns:m="http://schemas.openxmlformats.org/officeDocument/2006/math" xmlns:v="urn:schemas-microsoft-com:vml" xmlns:wp14="http://schemas.microsoft.com/office/word/2010/wordprocessingDrawing" xmlns:wp="http://schemas.openxmlformats.org/drawingml/2006/wordprocessingDrawing" xmlns:w10="urn:schemas-microsoft-com:office:word" xmlns:w="http://schemas.openxmlformats.org/wordprocessingml/2006/main" xmlns:w14="http://schemas.microsoft.com/office/word/2010/wordml" xmlns:w15="http://schemas.microsoft.com/office/word/2012/wordml" xmlns:w16se="http://schemas.microsoft.com/office/word/2015/wordml/symex" xmlns:wpg="http://schemas.microsoft.com/office/word/2010/wordprocessingGroup" xmlns:wpi="http://schemas.microsoft.com/office/word/2010/wordprocessingInk" xmlns:wne="http://schemas.microsoft.com/office/word/2006/wordml" xmlns:wps="http://schemas.microsoft.com/office/word/2010/wordprocessingShape" mc:Ignorable="w14 w15 w16se wp14">
+<w:document xmlns:wpc="http://schemas.microsoft.com/office/word/2010/wordprocessingCanvas" xmlns:cx="http://schemas.microsoft.com/office/drawing/2014/chartex" xmlns:cx1="http://schemas.microsoft.com/office/drawing/2015/9/8/chartex" xmlns:cx2="http://schemas.microsoft.com/office/drawing/2015/10/21/chartex" xmlns:cx3="http://schemas.microsoft.com/office/drawing/2016/5/9/chartex" xmlns:cx4="http://schemas.microsoft.com/office/drawing/2016/5/10/chartex" xmlns:cx5="http://schemas.microsoft.com/office/drawing/2016/5/11/chartex" xmlns:cx6="http://schemas.microsoft.com/office/drawing/2016/5/12/chartex" xmlns:cx7="http://schemas.microsoft.com/office/drawing/2016/5/13/chartex" xmlns:cx8="http://schemas.microsoft.com/office/drawing/2016/5/14/chartex" xmlns:mc="http://schemas.openxmlformats.org/markup-compatibility/2006" xmlns:aink="http://schemas.microsoft.com/office/drawing/2016/ink" xmlns:am3d="http://schemas.microsoft.com/office/drawing/2017/model3d" xmlns:o="urn:schemas-microsoft-com:office:office" xmlns:oel="http://schemas.microsoft.com/office/2019/extlst" xmlns:r="http://schemas.openxmlformats.org/officeDocument/2006/relationships" xmlns:m="http://schemas.openxmlformats.org/officeDocument/2006/math" xmlns:v="urn:schemas-microsoft-com:vml" xmlns:wp14="http://schemas.microsoft.com/office/word/2010/wordprocessingDrawing" xmlns:wp="http://schemas.openxmlformats.org/drawingml/2006/wordprocessingDrawing" xmlns:w10="urn:schemas-microsoft-com:office:word" xmlns:w="http://schemas.openxmlformats.org/wordprocessingml/2006/main" xmlns:w14="http://schemas.microsoft.com/office/word/2010/wordml" xmlns:w15="http://schemas.microsoft.com/office/word/2012/wordml" xmlns:w16cex="http://schemas.microsoft.com/office/word/2018/wordml/cex" xmlns:w16cid="http://schemas.microsoft.com/office/word/2016/wordml/cid" xmlns:w16="http://schemas.microsoft.com/office/word/2018/wordml" xmlns:w16du="http://schemas.microsoft.com/office/word/2023/wordml/word16du" xmlns:w16sdtdh="http://schemas.microsoft.com/office/word/2020/wordml/sdtdatahash" xmlns:w16sdtfl="http://schemas.microsoft.com/office/word/2024/wordml/sdtformatlock" xmlns:w16se="http://schemas.microsoft.com/office/word/2015/wordml/symex" xmlns:wpg="http://schemas.microsoft.com/office/word/2010/wordprocessingGroup" xmlns:wpi="http://schemas.microsoft.com/office/word/2010/wordprocessingInk" xmlns:wne="http://schemas.microsoft.com/office/word/2006/wordml" xmlns:wps="http://schemas.microsoft.com/office/word/2010/wordprocessingShape" mc:Ignorable="w14 w15 w16se w16cid w16 w16cex w16sdtdh w16sdtfl w16du wp14">
   <w:body>
-    <w:p>
-      <w:bookmarkStart w:id="0" w:name="_GoBack"/>
-      <w:bookmarkEnd w:id="0"/>
-    </w:p>
+    <w:p/>
     <w:p>
       <w:pPr>
         <w:rPr>
@@ -165,6 +162,7 @@
                                 </w:rPr>
                                 <w:t xml:space="preserve">Asignatura </w:t>
                               </w:r>
+                              <w:proofErr w:type="spellStart"/>
                               <w:r>
                                 <w:rPr>
                                   <w:b/>
@@ -174,6 +172,7 @@
                                 </w:rPr>
                                 <w:t>Capstone</w:t>
                               </w:r>
+                              <w:proofErr w:type="spellEnd"/>
                             </w:p>
                           </w:txbxContent>
                         </wps:txbx>
@@ -238,7 +237,7 @@
           </mc:Choice>
           <mc:Fallback>
             <w:pict>
-              <v:group w14:anchorId="39581AEC" id="Grupo 27" o:spid="_x0000_s1026" style="position:absolute;margin-left:0;margin-top:.75pt;width:491.25pt;height:123pt;z-index:251659264;mso-position-horizontal:center;mso-position-horizontal-relative:margin;mso-width-relative:margin;mso-height-relative:margin" coordsize="59912,15621" o:gfxdata="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">
+              <v:group w14:anchorId="39581AEC" id="Grupo 27" o:spid="_x0000_s1026" style="position:absolute;margin-left:0;margin-top:.75pt;width:491.25pt;height:123pt;z-index:251659264;mso-position-horizontal:center;mso-position-horizontal-relative:margin;mso-width-relative:margin;mso-height-relative:margin" coordsize="59912,15621" o:gfxdata="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">
                 <v:shapetype id="_x0000_t202" coordsize="21600,21600" o:spt="202" path="m,l,21600r21600,l21600,xe">
                   <v:stroke joinstyle="miter"/>
                   <v:path gradientshapeok="t" o:connecttype="rect"/>
@@ -341,6 +340,7 @@
                           </w:rPr>
                           <w:t xml:space="preserve">Asignatura </w:t>
                         </w:r>
+                        <w:proofErr w:type="spellStart"/>
                         <w:r>
                           <w:rPr>
                             <w:b/>
@@ -350,6 +350,7 @@
                           </w:rPr>
                           <w:t>Capstone</w:t>
                         </w:r>
+                        <w:proofErr w:type="spellEnd"/>
                       </w:p>
                     </w:txbxContent>
                   </v:textbox>
@@ -629,8 +630,8 @@
             <w:pPr>
               <w:jc w:val="both"/>
               <w:rPr>
-                <w:rFonts w:ascii="Calibri" w:hAnsi="Calibri" w:cs="Arial"/>
-                <w:i/>
+                <w:rFonts w:ascii="Arial" w:hAnsi="Arial" w:cs="Arial"/>
+                <w:iCs/>
                 <w:color w:val="548DD4"/>
                 <w:sz w:val="20"/>
                 <w:szCs w:val="20"/>
@@ -639,148 +640,167 @@
             </w:pPr>
             <w:r>
               <w:rPr>
-                <w:rFonts w:ascii="Calibri" w:hAnsi="Calibri" w:cs="Arial"/>
-                <w:i/>
-                <w:color w:val="548DD4"/>
-                <w:sz w:val="20"/>
-                <w:szCs w:val="20"/>
-                <w:lang w:eastAsia="es-CL"/>
-              </w:rPr>
-              <w:t xml:space="preserve">En esta </w:t>
-            </w:r>
-            <w:r>
-              <w:rPr>
-                <w:rFonts w:ascii="Calibri" w:hAnsi="Calibri" w:cs="Arial"/>
-                <w:i/>
-                <w:color w:val="548DD4"/>
-                <w:sz w:val="20"/>
-                <w:szCs w:val="20"/>
-                <w:lang w:eastAsia="es-CL"/>
-              </w:rPr>
-              <w:t>sección</w:t>
-            </w:r>
-            <w:r>
-              <w:rPr>
-                <w:rFonts w:ascii="Calibri" w:hAnsi="Calibri" w:cs="Arial"/>
-                <w:i/>
-                <w:color w:val="548DD4"/>
-                <w:sz w:val="20"/>
-                <w:szCs w:val="20"/>
-                <w:lang w:eastAsia="es-CL"/>
-              </w:rPr>
-              <w:t xml:space="preserve"> deberá</w:t>
-            </w:r>
-            <w:r>
-              <w:rPr>
-                <w:rFonts w:ascii="Calibri" w:hAnsi="Calibri" w:cs="Arial"/>
-                <w:i/>
-                <w:color w:val="548DD4"/>
-                <w:sz w:val="20"/>
-                <w:szCs w:val="20"/>
-                <w:lang w:eastAsia="es-CL"/>
-              </w:rPr>
-              <w:t>s</w:t>
-            </w:r>
-            <w:r>
-              <w:rPr>
-                <w:rFonts w:ascii="Calibri" w:hAnsi="Calibri" w:cs="Arial"/>
-                <w:i/>
-                <w:color w:val="548DD4"/>
-                <w:sz w:val="20"/>
-                <w:szCs w:val="20"/>
-                <w:lang w:eastAsia="es-CL"/>
-              </w:rPr>
-              <w:t xml:space="preserve"> </w:t>
-            </w:r>
-            <w:r>
-              <w:rPr>
-                <w:rFonts w:ascii="Calibri" w:hAnsi="Calibri" w:cs="Arial"/>
-                <w:i/>
-                <w:color w:val="548DD4"/>
-                <w:sz w:val="20"/>
-                <w:szCs w:val="20"/>
-                <w:lang w:eastAsia="es-CL"/>
-              </w:rPr>
-              <w:t xml:space="preserve">realizar un resumen de los avances que has realizado en tu proyecto APT. </w:t>
-            </w:r>
-            <w:r>
-              <w:rPr>
-                <w:rFonts w:ascii="Calibri" w:hAnsi="Calibri" w:cs="Arial"/>
-                <w:i/>
-                <w:color w:val="548DD4"/>
-                <w:sz w:val="20"/>
-                <w:szCs w:val="20"/>
-                <w:lang w:eastAsia="es-CL"/>
-              </w:rPr>
-              <w:t xml:space="preserve">Relata </w:t>
-            </w:r>
-            <w:r>
-              <w:rPr>
-                <w:rFonts w:ascii="Calibri" w:hAnsi="Calibri" w:cs="Arial"/>
-                <w:i/>
-                <w:color w:val="548DD4"/>
-                <w:sz w:val="20"/>
-                <w:szCs w:val="20"/>
-                <w:lang w:eastAsia="es-CL"/>
-              </w:rPr>
-              <w:t xml:space="preserve">brevemente </w:t>
-            </w:r>
-            <w:r>
-              <w:rPr>
-                <w:rFonts w:ascii="Calibri" w:hAnsi="Calibri" w:cs="Arial"/>
-                <w:i/>
-                <w:color w:val="548DD4"/>
-                <w:sz w:val="20"/>
-                <w:szCs w:val="20"/>
-                <w:lang w:eastAsia="es-CL"/>
-              </w:rPr>
-              <w:t xml:space="preserve">qué </w:t>
-            </w:r>
-            <w:r>
-              <w:rPr>
-                <w:rFonts w:ascii="Calibri" w:hAnsi="Calibri" w:cs="Arial"/>
-                <w:i/>
-                <w:color w:val="548DD4"/>
-                <w:sz w:val="20"/>
-                <w:szCs w:val="20"/>
-                <w:lang w:eastAsia="es-CL"/>
-              </w:rPr>
-              <w:t xml:space="preserve">actividades </w:t>
-            </w:r>
-            <w:r>
-              <w:rPr>
-                <w:rFonts w:ascii="Calibri" w:hAnsi="Calibri" w:cs="Arial"/>
-                <w:i/>
-                <w:color w:val="548DD4"/>
-                <w:sz w:val="20"/>
-                <w:szCs w:val="20"/>
-                <w:lang w:eastAsia="es-CL"/>
-              </w:rPr>
-              <w:t>del proyecto has llevado a cabo y qué objetivos específicos has cumplido hasta el minuto y de qué manera.</w:t>
-            </w:r>
-          </w:p>
-          <w:p>
-            <w:pPr>
-              <w:jc w:val="both"/>
-              <w:rPr>
-                <w:rFonts w:ascii="Calibri" w:hAnsi="Calibri" w:cs="Arial"/>
-                <w:i/>
-                <w:color w:val="548DD4"/>
-                <w:sz w:val="20"/>
-                <w:szCs w:val="20"/>
-                <w:lang w:eastAsia="es-CL"/>
-              </w:rPr>
-            </w:pPr>
-            <w:r>
-              <w:rPr>
-                <w:rFonts w:ascii="Calibri" w:hAnsi="Calibri" w:cs="Arial"/>
-                <w:i/>
-                <w:color w:val="548DD4"/>
-                <w:sz w:val="20"/>
-                <w:szCs w:val="20"/>
-                <w:lang w:eastAsia="es-CL"/>
-              </w:rPr>
-              <w:t>En caso que hayas realizado ajustes a los objetivos o metodología, debes incluir dichos apartados nuevamente en este informe, señalando cuáles son dichos ajustes.</w:t>
+                <w:rFonts w:ascii="Arial" w:hAnsi="Arial" w:cs="Arial"/>
+                <w:iCs/>
+                <w:sz w:val="20"/>
+                <w:szCs w:val="20"/>
+                <w:lang w:eastAsia="es-CL"/>
+              </w:rPr>
+              <w:t xml:space="preserve">En primer lugar, se desarrolló y configuró el </w:t>
+            </w:r>
+            <w:proofErr w:type="spellStart"/>
+            <w:r>
+              <w:rPr>
+                <w:rFonts w:ascii="Arial" w:hAnsi="Arial" w:cs="Arial"/>
+                <w:iCs/>
+                <w:sz w:val="20"/>
+                <w:szCs w:val="20"/>
+                <w:lang w:eastAsia="es-CL"/>
+              </w:rPr>
+              <w:t>backend</w:t>
+            </w:r>
+            <w:proofErr w:type="spellEnd"/>
+            <w:r>
+              <w:rPr>
+                <w:rFonts w:ascii="Arial" w:hAnsi="Arial" w:cs="Arial"/>
+                <w:iCs/>
+                <w:sz w:val="20"/>
+                <w:szCs w:val="20"/>
+                <w:lang w:eastAsia="es-CL"/>
+              </w:rPr>
+              <w:t xml:space="preserve">, logrando implementar exitosamente la lógica del servidor y la configuración de la API generativa (Claude). En segundo lugar, en el desarrollo del </w:t>
+            </w:r>
+            <w:proofErr w:type="spellStart"/>
+            <w:r>
+              <w:rPr>
+                <w:rFonts w:ascii="Arial" w:hAnsi="Arial" w:cs="Arial"/>
+                <w:iCs/>
+                <w:sz w:val="20"/>
+                <w:szCs w:val="20"/>
+                <w:lang w:eastAsia="es-CL"/>
+              </w:rPr>
+              <w:t>frontend</w:t>
+            </w:r>
+            <w:proofErr w:type="spellEnd"/>
+            <w:r>
+              <w:rPr>
+                <w:rFonts w:ascii="Arial" w:hAnsi="Arial" w:cs="Arial"/>
+                <w:iCs/>
+                <w:sz w:val="20"/>
+                <w:szCs w:val="20"/>
+                <w:lang w:eastAsia="es-CL"/>
+              </w:rPr>
+              <w:t xml:space="preserve"> (</w:t>
+            </w:r>
+            <w:proofErr w:type="spellStart"/>
+            <w:r>
+              <w:rPr>
+                <w:rFonts w:ascii="Arial" w:hAnsi="Arial" w:cs="Arial"/>
+                <w:iCs/>
+                <w:sz w:val="20"/>
+                <w:szCs w:val="20"/>
+                <w:lang w:eastAsia="es-CL"/>
+              </w:rPr>
+              <w:t>Flutter</w:t>
+            </w:r>
+            <w:proofErr w:type="spellEnd"/>
+            <w:r>
+              <w:rPr>
+                <w:rFonts w:ascii="Arial" w:hAnsi="Arial" w:cs="Arial"/>
+                <w:iCs/>
+                <w:sz w:val="20"/>
+                <w:szCs w:val="20"/>
+                <w:lang w:eastAsia="es-CL"/>
+              </w:rPr>
+              <w:t xml:space="preserve">), logramos establecer la conexión con este </w:t>
+            </w:r>
+            <w:proofErr w:type="spellStart"/>
+            <w:r>
+              <w:rPr>
+                <w:rFonts w:ascii="Arial" w:hAnsi="Arial" w:cs="Arial"/>
+                <w:iCs/>
+                <w:sz w:val="20"/>
+                <w:szCs w:val="20"/>
+                <w:lang w:eastAsia="es-CL"/>
+              </w:rPr>
+              <w:t>backend</w:t>
+            </w:r>
+            <w:proofErr w:type="spellEnd"/>
+            <w:r>
+              <w:rPr>
+                <w:rFonts w:ascii="Arial" w:hAnsi="Arial" w:cs="Arial"/>
+                <w:iCs/>
+                <w:sz w:val="20"/>
+                <w:szCs w:val="20"/>
+                <w:lang w:eastAsia="es-CL"/>
+              </w:rPr>
+              <w:t xml:space="preserve"> para gestionar el registro de usuarios y el consumo de la IA, estructurando la interfaz para mostrar las rutinas dinámicas. Finalmente, logramos un hito crítico en el módulo de visión computacional: la integración de la cámara utilizando </w:t>
+            </w:r>
+            <w:proofErr w:type="spellStart"/>
+            <w:r>
+              <w:rPr>
+                <w:rFonts w:ascii="Arial" w:hAnsi="Arial" w:cs="Arial"/>
+                <w:iCs/>
+                <w:sz w:val="20"/>
+                <w:szCs w:val="20"/>
+                <w:lang w:eastAsia="es-CL"/>
+              </w:rPr>
+              <w:t>MediaPipe</w:t>
+            </w:r>
+            <w:proofErr w:type="spellEnd"/>
+            <w:r>
+              <w:rPr>
+                <w:rFonts w:ascii="Arial" w:hAnsi="Arial" w:cs="Arial"/>
+                <w:iCs/>
+                <w:sz w:val="20"/>
+                <w:szCs w:val="20"/>
+                <w:lang w:eastAsia="es-CL"/>
+              </w:rPr>
+              <w:t xml:space="preserve"> en </w:t>
+            </w:r>
+            <w:proofErr w:type="spellStart"/>
+            <w:r>
+              <w:rPr>
+                <w:rFonts w:ascii="Arial" w:hAnsi="Arial" w:cs="Arial"/>
+                <w:iCs/>
+                <w:sz w:val="20"/>
+                <w:szCs w:val="20"/>
+                <w:lang w:eastAsia="es-CL"/>
+              </w:rPr>
+              <w:t>Flutter</w:t>
+            </w:r>
+            <w:proofErr w:type="spellEnd"/>
+            <w:r>
+              <w:rPr>
+                <w:rFonts w:ascii="Arial" w:hAnsi="Arial" w:cs="Arial"/>
+                <w:iCs/>
+                <w:sz w:val="20"/>
+                <w:szCs w:val="20"/>
+                <w:lang w:eastAsia="es-CL"/>
+              </w:rPr>
+              <w:t xml:space="preserve">, sentando las bases para el trazado de coordenadas anatómicas (como el seguimiento del </w:t>
+            </w:r>
+            <w:proofErr w:type="spellStart"/>
+            <w:r>
+              <w:rPr>
+                <w:rFonts w:ascii="Arial" w:hAnsi="Arial" w:cs="Arial"/>
+                <w:iCs/>
+                <w:sz w:val="20"/>
+                <w:szCs w:val="20"/>
+                <w:lang w:eastAsia="es-CL"/>
+              </w:rPr>
+              <w:t>curl</w:t>
+            </w:r>
+            <w:proofErr w:type="spellEnd"/>
+            <w:r>
+              <w:rPr>
+                <w:rFonts w:ascii="Arial" w:hAnsi="Arial" w:cs="Arial"/>
+                <w:iCs/>
+                <w:sz w:val="20"/>
+                <w:szCs w:val="20"/>
+                <w:lang w:eastAsia="es-CL"/>
+              </w:rPr>
+              <w:t xml:space="preserve"> de bíceps mediante retroalimentación visual con líneas de colores según la postura)."</w:t>
             </w:r>
           </w:p>
         </w:tc>
@@ -819,9 +839,9 @@
             <w:pPr>
               <w:jc w:val="both"/>
               <w:rPr>
-                <w:rFonts w:ascii="Calibri" w:hAnsi="Calibri" w:cs="Arial"/>
-                <w:b/>
-                <w:i/>
+                <w:rFonts w:ascii="Arial" w:hAnsi="Arial" w:cs="Arial"/>
+                <w:bCs/>
+                <w:iCs/>
                 <w:color w:val="548DD4"/>
                 <w:sz w:val="20"/>
                 <w:szCs w:val="20"/>
@@ -830,14 +850,38 @@
             </w:pPr>
             <w:r>
               <w:rPr>
-                <w:rFonts w:ascii="Calibri" w:hAnsi="Calibri" w:cs="Arial"/>
-                <w:i/>
-                <w:color w:val="548DD4"/>
-                <w:sz w:val="20"/>
-                <w:szCs w:val="20"/>
-                <w:lang w:eastAsia="es-CL"/>
-              </w:rPr>
-              <w:t>Opcional en caso de ajuste</w:t>
+                <w:rFonts w:ascii="Arial" w:hAnsi="Arial" w:cs="Arial"/>
+                <w:bCs/>
+                <w:iCs/>
+                <w:sz w:val="20"/>
+                <w:szCs w:val="20"/>
+                <w:lang w:eastAsia="es-CL"/>
+              </w:rPr>
+              <w:t>durante esta etapa el enfoque estratégico se centró prioritariamente en validar técnicamente el objetivo específico de 'Reducir el riesgo de lesiones mediante retroalimentación en tiempo real', enfocando los esfuerzos en estabilizar la captura de datos (</w:t>
+            </w:r>
+            <w:proofErr w:type="spellStart"/>
+            <w:r>
+              <w:rPr>
+                <w:rFonts w:ascii="Arial" w:hAnsi="Arial" w:cs="Arial"/>
+                <w:bCs/>
+                <w:iCs/>
+                <w:sz w:val="20"/>
+                <w:szCs w:val="20"/>
+                <w:lang w:eastAsia="es-CL"/>
+              </w:rPr>
+              <w:t>MediaPipe</w:t>
+            </w:r>
+            <w:proofErr w:type="spellEnd"/>
+            <w:r>
+              <w:rPr>
+                <w:rFonts w:ascii="Arial" w:hAnsi="Arial" w:cs="Arial"/>
+                <w:bCs/>
+                <w:iCs/>
+                <w:sz w:val="20"/>
+                <w:szCs w:val="20"/>
+                <w:lang w:eastAsia="es-CL"/>
+              </w:rPr>
+              <w:t>) y el análisis de la IA antes de avanzar en otros objetivos secundarios."</w:t>
             </w:r>
           </w:p>
         </w:tc>
@@ -876,8 +920,8 @@
             <w:pPr>
               <w:jc w:val="both"/>
               <w:rPr>
-                <w:rFonts w:ascii="Calibri" w:hAnsi="Calibri" w:cs="Arial"/>
-                <w:i/>
+                <w:rFonts w:ascii="Arial" w:hAnsi="Arial" w:cs="Arial"/>
+                <w:iCs/>
                 <w:color w:val="548DD4"/>
                 <w:sz w:val="20"/>
                 <w:szCs w:val="20"/>
@@ -886,14 +930,79 @@
             </w:pPr>
             <w:r>
               <w:rPr>
-                <w:rFonts w:ascii="Calibri" w:hAnsi="Calibri" w:cs="Arial"/>
-                <w:i/>
-                <w:color w:val="548DD4"/>
-                <w:sz w:val="20"/>
-                <w:szCs w:val="20"/>
-                <w:lang w:eastAsia="es-CL"/>
-              </w:rPr>
-              <w:t>Opcional en caso de ajuste</w:t>
+                <w:rFonts w:ascii="Arial" w:hAnsi="Arial" w:cs="Arial"/>
+                <w:iCs/>
+                <w:sz w:val="20"/>
+                <w:szCs w:val="20"/>
+                <w:lang w:eastAsia="es-CL"/>
+              </w:rPr>
+              <w:t xml:space="preserve">nuestros primeros </w:t>
+            </w:r>
+            <w:proofErr w:type="spellStart"/>
+            <w:r>
+              <w:rPr>
+                <w:rFonts w:ascii="Arial" w:hAnsi="Arial" w:cs="Arial"/>
+                <w:iCs/>
+                <w:sz w:val="20"/>
+                <w:szCs w:val="20"/>
+                <w:lang w:eastAsia="es-CL"/>
+              </w:rPr>
+              <w:t>Sprints</w:t>
+            </w:r>
+            <w:proofErr w:type="spellEnd"/>
+            <w:r>
+              <w:rPr>
+                <w:rFonts w:ascii="Arial" w:hAnsi="Arial" w:cs="Arial"/>
+                <w:iCs/>
+                <w:sz w:val="20"/>
+                <w:szCs w:val="20"/>
+                <w:lang w:eastAsia="es-CL"/>
+              </w:rPr>
+              <w:t xml:space="preserve"> para atacar primero los componentes más críticos, experimentales y propensos a fallas en nuestra arquitectura. Por ello, priorizamos el desarrollo y la estabilización del módulo de visión computacional con </w:t>
+            </w:r>
+            <w:proofErr w:type="spellStart"/>
+            <w:r>
+              <w:rPr>
+                <w:rFonts w:ascii="Arial" w:hAnsi="Arial" w:cs="Arial"/>
+                <w:iCs/>
+                <w:sz w:val="20"/>
+                <w:szCs w:val="20"/>
+                <w:lang w:eastAsia="es-CL"/>
+              </w:rPr>
+              <w:t>MediaPipe</w:t>
+            </w:r>
+            <w:proofErr w:type="spellEnd"/>
+            <w:r>
+              <w:rPr>
+                <w:rFonts w:ascii="Arial" w:hAnsi="Arial" w:cs="Arial"/>
+                <w:iCs/>
+                <w:sz w:val="20"/>
+                <w:szCs w:val="20"/>
+                <w:lang w:eastAsia="es-CL"/>
+              </w:rPr>
+              <w:t xml:space="preserve"> en </w:t>
+            </w:r>
+            <w:proofErr w:type="spellStart"/>
+            <w:r>
+              <w:rPr>
+                <w:rFonts w:ascii="Arial" w:hAnsi="Arial" w:cs="Arial"/>
+                <w:iCs/>
+                <w:sz w:val="20"/>
+                <w:szCs w:val="20"/>
+                <w:lang w:eastAsia="es-CL"/>
+              </w:rPr>
+              <w:t>Flutter</w:t>
+            </w:r>
+            <w:proofErr w:type="spellEnd"/>
+            <w:r>
+              <w:rPr>
+                <w:rFonts w:ascii="Arial" w:hAnsi="Arial" w:cs="Arial"/>
+                <w:iCs/>
+                <w:sz w:val="20"/>
+                <w:szCs w:val="20"/>
+                <w:lang w:eastAsia="es-CL"/>
+              </w:rPr>
+              <w:t xml:space="preserve"> (trazado de coordenadas anatómicas en tiempo real), así como la integración asíncrona de la API de IA.</w:t>
             </w:r>
           </w:p>
         </w:tc>
@@ -932,228 +1041,19 @@
             <w:pPr>
               <w:jc w:val="both"/>
               <w:rPr>
+                <w:rFonts w:ascii="Arial" w:hAnsi="Arial" w:cs="Arial"/>
+                <w:bCs/>
+                <w:iCs/>
+                <w:sz w:val="20"/>
+                <w:szCs w:val="20"/>
+                <w:lang w:eastAsia="es-CL"/>
+              </w:rPr>
+            </w:pPr>
+            <w:r>
+              <w:rPr>
                 <w:rFonts w:ascii="Calibri" w:hAnsi="Calibri" w:cs="Arial"/>
+                <w:b/>
                 <w:i/>
-                <w:color w:val="548DD4"/>
-                <w:sz w:val="20"/>
-                <w:szCs w:val="20"/>
-                <w:lang w:eastAsia="es-CL"/>
-              </w:rPr>
-            </w:pPr>
-            <w:r>
-              <w:rPr>
-                <w:rFonts w:ascii="Calibri" w:hAnsi="Calibri" w:cs="Arial"/>
-                <w:i/>
-                <w:color w:val="548DD4"/>
-                <w:sz w:val="20"/>
-                <w:szCs w:val="20"/>
-                <w:lang w:eastAsia="es-CL"/>
-              </w:rPr>
-              <w:t>Describe la</w:t>
-            </w:r>
-            <w:r>
-              <w:rPr>
-                <w:rFonts w:ascii="Calibri" w:hAnsi="Calibri" w:cs="Arial"/>
-                <w:i/>
-                <w:color w:val="548DD4"/>
-                <w:sz w:val="20"/>
-                <w:szCs w:val="20"/>
-                <w:lang w:eastAsia="es-CL"/>
-              </w:rPr>
-              <w:t>(</w:t>
-            </w:r>
-            <w:r>
-              <w:rPr>
-                <w:rFonts w:ascii="Calibri" w:hAnsi="Calibri" w:cs="Arial"/>
-                <w:i/>
-                <w:color w:val="548DD4"/>
-                <w:sz w:val="20"/>
-                <w:szCs w:val="20"/>
-                <w:lang w:eastAsia="es-CL"/>
-              </w:rPr>
-              <w:t>s</w:t>
-            </w:r>
-            <w:r>
-              <w:rPr>
-                <w:rFonts w:ascii="Calibri" w:hAnsi="Calibri" w:cs="Arial"/>
-                <w:i/>
-                <w:color w:val="548DD4"/>
-                <w:sz w:val="20"/>
-                <w:szCs w:val="20"/>
-                <w:lang w:eastAsia="es-CL"/>
-              </w:rPr>
-              <w:t>)</w:t>
-            </w:r>
-            <w:r>
-              <w:rPr>
-                <w:rFonts w:ascii="Calibri" w:hAnsi="Calibri" w:cs="Arial"/>
-                <w:i/>
-                <w:color w:val="548DD4"/>
-                <w:sz w:val="20"/>
-                <w:szCs w:val="20"/>
-                <w:lang w:eastAsia="es-CL"/>
-              </w:rPr>
-              <w:t xml:space="preserve"> evidencia</w:t>
-            </w:r>
-            <w:r>
-              <w:rPr>
-                <w:rFonts w:ascii="Calibri" w:hAnsi="Calibri" w:cs="Arial"/>
-                <w:i/>
-                <w:color w:val="548DD4"/>
-                <w:sz w:val="20"/>
-                <w:szCs w:val="20"/>
-                <w:lang w:eastAsia="es-CL"/>
-              </w:rPr>
-              <w:t>(</w:t>
-            </w:r>
-            <w:r>
-              <w:rPr>
-                <w:rFonts w:ascii="Calibri" w:hAnsi="Calibri" w:cs="Arial"/>
-                <w:i/>
-                <w:color w:val="548DD4"/>
-                <w:sz w:val="20"/>
-                <w:szCs w:val="20"/>
-                <w:lang w:eastAsia="es-CL"/>
-              </w:rPr>
-              <w:t>s</w:t>
-            </w:r>
-            <w:r>
-              <w:rPr>
-                <w:rFonts w:ascii="Calibri" w:hAnsi="Calibri" w:cs="Arial"/>
-                <w:i/>
-                <w:color w:val="548DD4"/>
-                <w:sz w:val="20"/>
-                <w:szCs w:val="20"/>
-                <w:lang w:eastAsia="es-CL"/>
-              </w:rPr>
-              <w:t>)</w:t>
-            </w:r>
-            <w:r>
-              <w:rPr>
-                <w:rFonts w:ascii="Calibri" w:hAnsi="Calibri" w:cs="Arial"/>
-                <w:i/>
-                <w:color w:val="548DD4"/>
-                <w:sz w:val="20"/>
-                <w:szCs w:val="20"/>
-                <w:lang w:eastAsia="es-CL"/>
-              </w:rPr>
-              <w:t xml:space="preserve"> que </w:t>
-            </w:r>
-            <w:r>
-              <w:rPr>
-                <w:rFonts w:ascii="Calibri" w:hAnsi="Calibri" w:cs="Arial"/>
-                <w:i/>
-                <w:color w:val="548DD4"/>
-                <w:sz w:val="20"/>
-                <w:szCs w:val="20"/>
-                <w:lang w:eastAsia="es-CL"/>
-              </w:rPr>
-              <w:t xml:space="preserve">presentarás en este informe de avance y justifica </w:t>
-            </w:r>
-            <w:r>
-              <w:rPr>
-                <w:rFonts w:ascii="Calibri" w:hAnsi="Calibri" w:cs="Arial"/>
-                <w:i/>
-                <w:color w:val="548DD4"/>
-                <w:sz w:val="20"/>
-                <w:szCs w:val="20"/>
-                <w:lang w:eastAsia="es-CL"/>
-              </w:rPr>
-              <w:t xml:space="preserve">de qué manera </w:t>
-            </w:r>
-            <w:r>
-              <w:rPr>
-                <w:rFonts w:ascii="Calibri" w:hAnsi="Calibri" w:cs="Arial"/>
-                <w:i/>
-                <w:color w:val="548DD4"/>
-                <w:sz w:val="20"/>
-                <w:szCs w:val="20"/>
-                <w:lang w:eastAsia="es-CL"/>
-              </w:rPr>
-              <w:t>esta</w:t>
-            </w:r>
-            <w:r>
-              <w:rPr>
-                <w:rFonts w:ascii="Calibri" w:hAnsi="Calibri" w:cs="Arial"/>
-                <w:i/>
-                <w:color w:val="548DD4"/>
-                <w:sz w:val="20"/>
-                <w:szCs w:val="20"/>
-                <w:lang w:eastAsia="es-CL"/>
-              </w:rPr>
-              <w:t>(</w:t>
-            </w:r>
-            <w:r>
-              <w:rPr>
-                <w:rFonts w:ascii="Calibri" w:hAnsi="Calibri" w:cs="Arial"/>
-                <w:i/>
-                <w:color w:val="548DD4"/>
-                <w:sz w:val="20"/>
-                <w:szCs w:val="20"/>
-                <w:lang w:eastAsia="es-CL"/>
-              </w:rPr>
-              <w:t>s</w:t>
-            </w:r>
-            <w:r>
-              <w:rPr>
-                <w:rFonts w:ascii="Calibri" w:hAnsi="Calibri" w:cs="Arial"/>
-                <w:i/>
-                <w:color w:val="548DD4"/>
-                <w:sz w:val="20"/>
-                <w:szCs w:val="20"/>
-                <w:lang w:eastAsia="es-CL"/>
-              </w:rPr>
-              <w:t>)</w:t>
-            </w:r>
-            <w:r>
-              <w:rPr>
-                <w:rFonts w:ascii="Calibri" w:hAnsi="Calibri" w:cs="Arial"/>
-                <w:i/>
-                <w:color w:val="548DD4"/>
-                <w:sz w:val="20"/>
-                <w:szCs w:val="20"/>
-                <w:lang w:eastAsia="es-CL"/>
-              </w:rPr>
-              <w:t xml:space="preserve"> evidencia</w:t>
-            </w:r>
-            <w:r>
-              <w:rPr>
-                <w:rFonts w:ascii="Calibri" w:hAnsi="Calibri" w:cs="Arial"/>
-                <w:i/>
-                <w:color w:val="548DD4"/>
-                <w:sz w:val="20"/>
-                <w:szCs w:val="20"/>
-                <w:lang w:eastAsia="es-CL"/>
-              </w:rPr>
-              <w:t>(</w:t>
-            </w:r>
-            <w:r>
-              <w:rPr>
-                <w:rFonts w:ascii="Calibri" w:hAnsi="Calibri" w:cs="Arial"/>
-                <w:i/>
-                <w:color w:val="548DD4"/>
-                <w:sz w:val="20"/>
-                <w:szCs w:val="20"/>
-                <w:lang w:eastAsia="es-CL"/>
-              </w:rPr>
-              <w:t>s</w:t>
-            </w:r>
-            <w:r>
-              <w:rPr>
-                <w:rFonts w:ascii="Calibri" w:hAnsi="Calibri" w:cs="Arial"/>
-                <w:i/>
-                <w:color w:val="548DD4"/>
-                <w:sz w:val="20"/>
-                <w:szCs w:val="20"/>
-                <w:lang w:eastAsia="es-CL"/>
-              </w:rPr>
-              <w:t>)</w:t>
-            </w:r>
-            <w:r>
-              <w:rPr>
-                <w:rFonts w:ascii="Calibri" w:hAnsi="Calibri" w:cs="Arial"/>
-                <w:i/>
-                <w:color w:val="548DD4"/>
                 <w:sz w:val="20"/>
                 <w:szCs w:val="20"/>
                 <w:lang w:eastAsia="es-CL"/>
@@ -1162,89 +1062,106 @@
             </w:r>
             <w:r>
               <w:rPr>
-                <w:rFonts w:ascii="Calibri" w:hAnsi="Calibri" w:cs="Arial"/>
-                <w:i/>
-                <w:color w:val="548DD4"/>
-                <w:sz w:val="20"/>
-                <w:szCs w:val="20"/>
-                <w:lang w:eastAsia="es-CL"/>
-              </w:rPr>
-              <w:t xml:space="preserve">permite(n) </w:t>
-            </w:r>
-            <w:r>
-              <w:rPr>
-                <w:rFonts w:ascii="Calibri" w:hAnsi="Calibri" w:cs="Arial"/>
-                <w:i/>
-                <w:color w:val="548DD4"/>
-                <w:sz w:val="20"/>
-                <w:szCs w:val="20"/>
-                <w:lang w:eastAsia="es-CL"/>
-              </w:rPr>
-              <w:t>da</w:t>
-            </w:r>
-            <w:r>
-              <w:rPr>
-                <w:rFonts w:ascii="Calibri" w:hAnsi="Calibri" w:cs="Arial"/>
-                <w:i/>
-                <w:color w:val="548DD4"/>
-                <w:sz w:val="20"/>
-                <w:szCs w:val="20"/>
-                <w:lang w:eastAsia="es-CL"/>
-              </w:rPr>
-              <w:t>r</w:t>
-            </w:r>
-            <w:r>
-              <w:rPr>
-                <w:rFonts w:ascii="Calibri" w:hAnsi="Calibri" w:cs="Arial"/>
-                <w:i/>
-                <w:color w:val="548DD4"/>
-                <w:sz w:val="20"/>
-                <w:szCs w:val="20"/>
-                <w:lang w:eastAsia="es-CL"/>
-              </w:rPr>
-              <w:t xml:space="preserve"> cuenta del </w:t>
-            </w:r>
-            <w:r>
-              <w:rPr>
-                <w:rFonts w:ascii="Calibri" w:hAnsi="Calibri" w:cs="Arial"/>
-                <w:i/>
-                <w:color w:val="548DD4"/>
-                <w:sz w:val="20"/>
-                <w:szCs w:val="20"/>
-                <w:lang w:eastAsia="es-CL"/>
-              </w:rPr>
-              <w:t>desarrollo</w:t>
-            </w:r>
-            <w:r>
-              <w:rPr>
-                <w:rFonts w:ascii="Calibri" w:hAnsi="Calibri" w:cs="Arial"/>
-                <w:i/>
-                <w:color w:val="548DD4"/>
-                <w:sz w:val="20"/>
-                <w:szCs w:val="20"/>
-                <w:lang w:eastAsia="es-CL"/>
-              </w:rPr>
-              <w:t xml:space="preserve"> </w:t>
-            </w:r>
-            <w:r>
-              <w:rPr>
-                <w:rFonts w:ascii="Calibri" w:hAnsi="Calibri" w:cs="Arial"/>
-                <w:i/>
-                <w:color w:val="548DD4"/>
-                <w:sz w:val="20"/>
-                <w:szCs w:val="20"/>
-                <w:lang w:eastAsia="es-CL"/>
-              </w:rPr>
-              <w:t>del proyecto.</w:t>
+                <w:rFonts w:ascii="Arial" w:hAnsi="Arial" w:cs="Arial"/>
+                <w:bCs/>
+                <w:iCs/>
+                <w:sz w:val="20"/>
+                <w:szCs w:val="20"/>
+                <w:lang w:eastAsia="es-CL"/>
+              </w:rPr>
+              <w:t>Repositorios</w:t>
+            </w:r>
+            <w:r>
+              <w:rPr>
+                <w:rFonts w:ascii="Arial" w:hAnsi="Arial" w:cs="Arial"/>
+                <w:bCs/>
+                <w:iCs/>
+                <w:sz w:val="20"/>
+                <w:szCs w:val="20"/>
+                <w:lang w:eastAsia="es-CL"/>
+              </w:rPr>
+              <w:t xml:space="preserve"> de Código (Arquitectura): Enlaces o capturas del código fuente que demuestran la correcta separación entre el </w:t>
+            </w:r>
+            <w:proofErr w:type="spellStart"/>
+            <w:r>
+              <w:rPr>
+                <w:rFonts w:ascii="Arial" w:hAnsi="Arial" w:cs="Arial"/>
+                <w:bCs/>
+                <w:iCs/>
+                <w:sz w:val="20"/>
+                <w:szCs w:val="20"/>
+                <w:lang w:eastAsia="es-CL"/>
+              </w:rPr>
+              <w:t>backend</w:t>
+            </w:r>
+            <w:proofErr w:type="spellEnd"/>
+            <w:r>
+              <w:rPr>
+                <w:rFonts w:ascii="Arial" w:hAnsi="Arial" w:cs="Arial"/>
+                <w:bCs/>
+                <w:iCs/>
+                <w:sz w:val="20"/>
+                <w:szCs w:val="20"/>
+                <w:lang w:eastAsia="es-CL"/>
+              </w:rPr>
+              <w:t xml:space="preserve"> (lógica de servidor y configuración de IA) y el </w:t>
+            </w:r>
+            <w:proofErr w:type="spellStart"/>
+            <w:r>
+              <w:rPr>
+                <w:rFonts w:ascii="Arial" w:hAnsi="Arial" w:cs="Arial"/>
+                <w:bCs/>
+                <w:iCs/>
+                <w:sz w:val="20"/>
+                <w:szCs w:val="20"/>
+                <w:lang w:eastAsia="es-CL"/>
+              </w:rPr>
+              <w:t>frontend</w:t>
+            </w:r>
+            <w:proofErr w:type="spellEnd"/>
+            <w:r>
+              <w:rPr>
+                <w:rFonts w:ascii="Arial" w:hAnsi="Arial" w:cs="Arial"/>
+                <w:bCs/>
+                <w:iCs/>
+                <w:sz w:val="20"/>
+                <w:szCs w:val="20"/>
+                <w:lang w:eastAsia="es-CL"/>
+              </w:rPr>
+              <w:t xml:space="preserve"> móvil (</w:t>
+            </w:r>
+            <w:proofErr w:type="spellStart"/>
+            <w:r>
+              <w:rPr>
+                <w:rFonts w:ascii="Arial" w:hAnsi="Arial" w:cs="Arial"/>
+                <w:bCs/>
+                <w:iCs/>
+                <w:sz w:val="20"/>
+                <w:szCs w:val="20"/>
+                <w:lang w:eastAsia="es-CL"/>
+              </w:rPr>
+              <w:t>Flutter</w:t>
+            </w:r>
+            <w:proofErr w:type="spellEnd"/>
+            <w:r>
+              <w:rPr>
+                <w:rFonts w:ascii="Arial" w:hAnsi="Arial" w:cs="Arial"/>
+                <w:bCs/>
+                <w:iCs/>
+                <w:sz w:val="20"/>
+                <w:szCs w:val="20"/>
+                <w:lang w:eastAsia="es-CL"/>
+              </w:rPr>
+              <w:t>). Esto da cuenta de la estructura sólida y el progreso real del desarrollo en paralelo.</w:t>
             </w:r>
           </w:p>
           <w:p>
             <w:pPr>
               <w:jc w:val="both"/>
               <w:rPr>
-                <w:rFonts w:ascii="Calibri" w:hAnsi="Calibri" w:cs="Arial"/>
-                <w:i/>
-                <w:color w:val="548DD4"/>
+                <w:rFonts w:ascii="Arial" w:hAnsi="Arial" w:cs="Arial"/>
+                <w:bCs/>
+                <w:iCs/>
                 <w:sz w:val="20"/>
                 <w:szCs w:val="20"/>
                 <w:lang w:eastAsia="es-CL"/>
@@ -1252,31 +1169,165 @@
             </w:pPr>
             <w:r>
               <w:rPr>
-                <w:rFonts w:ascii="Calibri" w:hAnsi="Calibri" w:cs="Arial"/>
-                <w:i/>
-                <w:color w:val="548DD4"/>
-                <w:sz w:val="20"/>
-                <w:szCs w:val="20"/>
-                <w:lang w:eastAsia="es-CL"/>
-              </w:rPr>
-              <w:t xml:space="preserve">En caso de ser pertinente </w:t>
-            </w:r>
-            <w:r>
-              <w:rPr>
-                <w:rFonts w:ascii="Calibri" w:hAnsi="Calibri" w:cs="Arial"/>
-                <w:i/>
-                <w:color w:val="548DD4"/>
-                <w:sz w:val="20"/>
-                <w:szCs w:val="20"/>
-                <w:lang w:eastAsia="es-CL"/>
-              </w:rPr>
-              <w:t>explica cómo resguardaste la calidad de tu Proyecto APT a partir de aspectos propios de tu disciplina (correcta aplicación de metodologías, actividades, herramientas, recursos propios, etc.).</w:t>
+                <w:rFonts w:ascii="Arial" w:hAnsi="Arial" w:cs="Arial"/>
+                <w:bCs/>
+                <w:iCs/>
+                <w:sz w:val="20"/>
+                <w:szCs w:val="20"/>
+                <w:lang w:eastAsia="es-CL"/>
+              </w:rPr>
+              <w:t xml:space="preserve">Pruebas de Integración y Consumo de API: Evidencia (capturas de consola y de la interfaz de la App) del flujo completo donde la aplicación envía datos de usuario, el </w:t>
+            </w:r>
+            <w:proofErr w:type="spellStart"/>
+            <w:r>
+              <w:rPr>
+                <w:rFonts w:ascii="Arial" w:hAnsi="Arial" w:cs="Arial"/>
+                <w:bCs/>
+                <w:iCs/>
+                <w:sz w:val="20"/>
+                <w:szCs w:val="20"/>
+                <w:lang w:eastAsia="es-CL"/>
+              </w:rPr>
+              <w:t>backend</w:t>
+            </w:r>
+            <w:proofErr w:type="spellEnd"/>
+            <w:r>
+              <w:rPr>
+                <w:rFonts w:ascii="Arial" w:hAnsi="Arial" w:cs="Arial"/>
+                <w:bCs/>
+                <w:iCs/>
+                <w:sz w:val="20"/>
+                <w:szCs w:val="20"/>
+                <w:lang w:eastAsia="es-CL"/>
+              </w:rPr>
+              <w:t xml:space="preserve"> consulta a la API de Claude, y el </w:t>
+            </w:r>
+            <w:proofErr w:type="spellStart"/>
+            <w:r>
+              <w:rPr>
+                <w:rFonts w:ascii="Arial" w:hAnsi="Arial" w:cs="Arial"/>
+                <w:bCs/>
+                <w:iCs/>
+                <w:sz w:val="20"/>
+                <w:szCs w:val="20"/>
+                <w:lang w:eastAsia="es-CL"/>
+              </w:rPr>
+              <w:t>frontend</w:t>
+            </w:r>
+            <w:proofErr w:type="spellEnd"/>
+            <w:r>
+              <w:rPr>
+                <w:rFonts w:ascii="Arial" w:hAnsi="Arial" w:cs="Arial"/>
+                <w:bCs/>
+                <w:iCs/>
+                <w:sz w:val="20"/>
+                <w:szCs w:val="20"/>
+                <w:lang w:eastAsia="es-CL"/>
+              </w:rPr>
+              <w:t xml:space="preserve"> procesa y renderiza la respuesta asíncrona dinámica (las rutinas).</w:t>
             </w:r>
           </w:p>
           <w:p>
             <w:pPr>
               <w:jc w:val="both"/>
               <w:rPr>
+                <w:rFonts w:ascii="Arial" w:hAnsi="Arial" w:cs="Arial"/>
+                <w:bCs/>
+                <w:iCs/>
+                <w:sz w:val="20"/>
+                <w:szCs w:val="20"/>
+                <w:lang w:eastAsia="es-CL"/>
+              </w:rPr>
+            </w:pPr>
+            <w:r>
+              <w:rPr>
+                <w:rFonts w:ascii="Arial" w:hAnsi="Arial" w:cs="Arial"/>
+                <w:bCs/>
+                <w:iCs/>
+                <w:sz w:val="20"/>
+                <w:szCs w:val="20"/>
+                <w:lang w:eastAsia="es-CL"/>
+              </w:rPr>
+              <w:lastRenderedPageBreak/>
+              <w:t xml:space="preserve">Prototipo funcional (APK y </w:t>
+            </w:r>
+            <w:proofErr w:type="spellStart"/>
+            <w:r>
+              <w:rPr>
+                <w:rFonts w:ascii="Arial" w:hAnsi="Arial" w:cs="Arial"/>
+                <w:bCs/>
+                <w:iCs/>
+                <w:sz w:val="20"/>
+                <w:szCs w:val="20"/>
+                <w:lang w:eastAsia="es-CL"/>
+              </w:rPr>
+              <w:t>MediaPipe</w:t>
+            </w:r>
+            <w:proofErr w:type="spellEnd"/>
+            <w:r>
+              <w:rPr>
+                <w:rFonts w:ascii="Arial" w:hAnsi="Arial" w:cs="Arial"/>
+                <w:bCs/>
+                <w:iCs/>
+                <w:sz w:val="20"/>
+                <w:szCs w:val="20"/>
+                <w:lang w:eastAsia="es-CL"/>
+              </w:rPr>
+              <w:t>): Evidencia en video o capturas de la aplicación compilada ejecutando exitosamente el módulo de cámara y el reconocimiento de puntos articulares (</w:t>
+            </w:r>
+            <w:proofErr w:type="spellStart"/>
+            <w:r>
+              <w:rPr>
+                <w:rFonts w:ascii="Arial" w:hAnsi="Arial" w:cs="Arial"/>
+                <w:bCs/>
+                <w:iCs/>
+                <w:sz w:val="20"/>
+                <w:szCs w:val="20"/>
+                <w:lang w:eastAsia="es-CL"/>
+              </w:rPr>
+              <w:t>MediaPipe</w:t>
+            </w:r>
+            <w:proofErr w:type="spellEnd"/>
+            <w:r>
+              <w:rPr>
+                <w:rFonts w:ascii="Arial" w:hAnsi="Arial" w:cs="Arial"/>
+                <w:bCs/>
+                <w:iCs/>
+                <w:sz w:val="20"/>
+                <w:szCs w:val="20"/>
+                <w:lang w:eastAsia="es-CL"/>
+              </w:rPr>
+              <w:t xml:space="preserve">) integrado en el entorno de </w:t>
+            </w:r>
+            <w:proofErr w:type="spellStart"/>
+            <w:r>
+              <w:rPr>
+                <w:rFonts w:ascii="Arial" w:hAnsi="Arial" w:cs="Arial"/>
+                <w:bCs/>
+                <w:iCs/>
+                <w:sz w:val="20"/>
+                <w:szCs w:val="20"/>
+                <w:lang w:eastAsia="es-CL"/>
+              </w:rPr>
+              <w:t>Flutter</w:t>
+            </w:r>
+            <w:proofErr w:type="spellEnd"/>
+            <w:r>
+              <w:rPr>
+                <w:rFonts w:ascii="Arial" w:hAnsi="Arial" w:cs="Arial"/>
+                <w:bCs/>
+                <w:iCs/>
+                <w:sz w:val="20"/>
+                <w:szCs w:val="20"/>
+                <w:lang w:eastAsia="es-CL"/>
+              </w:rPr>
+              <w:t>.</w:t>
+            </w:r>
+          </w:p>
+          <w:p>
+            <w:pPr>
+              <w:jc w:val="both"/>
+              <w:rPr>
                 <w:rFonts w:ascii="Calibri" w:hAnsi="Calibri" w:cs="Arial"/>
                 <w:b/>
                 <w:i/>
@@ -1286,25 +1337,48 @@
                 <w:lang w:eastAsia="es-CL"/>
               </w:rPr>
             </w:pPr>
-            <w:r>
-              <w:rPr>
-                <w:rFonts w:ascii="Calibri" w:hAnsi="Calibri" w:cs="Arial"/>
-                <w:i/>
-                <w:color w:val="548DD4"/>
-                <w:sz w:val="20"/>
-                <w:szCs w:val="20"/>
-                <w:lang w:eastAsia="es-CL"/>
-              </w:rPr>
-              <w:t>En este apartado adjuntar la(s) evidencia(s) seleccionada(s) para ser evaluada por el docente.</w:t>
-            </w:r>
           </w:p>
         </w:tc>
       </w:tr>
     </w:tbl>
+    <w:p>
+      <w:pPr>
+        <w:spacing w:after="0" w:line="240" w:lineRule="auto"/>
+        <w:rPr>
+          <w:rFonts w:cs="Calibri Light"/>
+          <w:color w:val="595959" w:themeColor="text1" w:themeTint="A6"/>
+          <w:sz w:val="24"/>
+          <w:szCs w:val="24"/>
+          <w:lang w:val="es-ES"/>
+        </w:rPr>
+      </w:pPr>
+    </w:p>
+    <w:p>
+      <w:pPr>
+        <w:rPr>
+          <w:rFonts w:cs="Calibri Light"/>
+          <w:color w:val="595959" w:themeColor="text1" w:themeTint="A6"/>
+          <w:sz w:val="24"/>
+          <w:szCs w:val="24"/>
+          <w:lang w:val="es-ES"/>
+        </w:rPr>
+      </w:pPr>
+    </w:p>
+    <w:p>
+      <w:pPr>
+        <w:rPr>
+          <w:rFonts w:cs="Calibri Light"/>
+          <w:color w:val="595959" w:themeColor="text1" w:themeTint="A6"/>
+          <w:sz w:val="24"/>
+          <w:szCs w:val="24"/>
+          <w:lang w:val="es-ES"/>
+        </w:rPr>
+      </w:pPr>
+    </w:p>
     <w:tbl>
       <w:tblPr>
         <w:tblStyle w:val="Tablaconcuadrcula"/>
-        <w:tblpPr w:leftFromText="141" w:rightFromText="141" w:vertAnchor="text" w:horzAnchor="margin" w:tblpX="-719" w:tblpY="-116"/>
+        <w:tblpPr w:leftFromText="141" w:rightFromText="141" w:vertAnchor="text" w:horzAnchor="margin" w:tblpXSpec="center" w:tblpY="147"/>
         <w:tblW w:w="9640" w:type="dxa"/>
         <w:tblBorders>
           <w:top w:val="single" w:sz="4" w:space="0" w:color="BFBFBF" w:themeColor="background1" w:themeShade="BF"/>
@@ -1344,7 +1418,6 @@
                 <w:sz w:val="28"/>
                 <w:szCs w:val="28"/>
               </w:rPr>
-              <w:lastRenderedPageBreak/>
               <w:t>2</w:t>
             </w:r>
             <w:r>
@@ -1413,7 +1486,6 @@
     </w:tbl>
     <w:p>
       <w:pPr>
-        <w:spacing w:after="0" w:line="240" w:lineRule="auto"/>
         <w:rPr>
           <w:rFonts w:cs="Calibri Light"/>
           <w:color w:val="595959" w:themeColor="text1" w:themeTint="A6"/>
@@ -1422,891 +1494,145 @@
           <w:lang w:val="es-ES"/>
         </w:rPr>
       </w:pPr>
+      <w:r>
+        <w:rPr>
+          <w:rFonts w:cs="Calibri Light"/>
+          <w:color w:val="595959" w:themeColor="text1" w:themeTint="A6"/>
+          <w:sz w:val="24"/>
+          <w:szCs w:val="24"/>
+          <w:lang w:val="es-ES"/>
+        </w:rPr>
+        <w:drawing>
+          <wp:anchor distT="0" distB="0" distL="114300" distR="114300" simplePos="0" relativeHeight="251658240" behindDoc="1" locked="0" layoutInCell="1" allowOverlap="1" wp14:anchorId="79F2EA67" wp14:editId="24ABB7FC">
+            <wp:simplePos x="0" y="0"/>
+            <wp:positionH relativeFrom="margin">
+              <wp:align>center</wp:align>
+            </wp:positionH>
+            <wp:positionV relativeFrom="paragraph">
+              <wp:posOffset>1285875</wp:posOffset>
+            </wp:positionV>
+            <wp:extent cx="7142643" cy="2686050"/>
+            <wp:effectExtent l="0" t="0" r="1270" b="0"/>
+            <wp:wrapTight wrapText="bothSides">
+              <wp:wrapPolygon edited="0">
+                <wp:start x="0" y="0"/>
+                <wp:lineTo x="0" y="21447"/>
+                <wp:lineTo x="21546" y="21447"/>
+                <wp:lineTo x="21546" y="0"/>
+                <wp:lineTo x="0" y="0"/>
+              </wp:wrapPolygon>
+            </wp:wrapTight>
+            <wp:docPr id="1723834571" name="Imagen 1"/>
+            <wp:cNvGraphicFramePr>
+              <a:graphicFrameLocks xmlns:a="http://schemas.openxmlformats.org/drawingml/2006/main" noChangeAspect="1"/>
+            </wp:cNvGraphicFramePr>
+            <a:graphic xmlns:a="http://schemas.openxmlformats.org/drawingml/2006/main">
+              <a:graphicData uri="http://schemas.openxmlformats.org/drawingml/2006/picture">
+                <pic:pic xmlns:pic="http://schemas.openxmlformats.org/drawingml/2006/picture">
+                  <pic:nvPicPr>
+                    <pic:cNvPr id="1723834571" name=""/>
+                    <pic:cNvPicPr/>
+                  </pic:nvPicPr>
+                  <pic:blipFill>
+                    <a:blip r:embed="rId10">
+                      <a:extLst>
+                        <a:ext uri="{28A0092B-C50C-407E-A947-70E740481C1C}">
+                          <a14:useLocalDpi xmlns:a14="http://schemas.microsoft.com/office/drawing/2010/main" val="0"/>
+                        </a:ext>
+                      </a:extLst>
+                    </a:blip>
+                    <a:stretch>
+                      <a:fillRect/>
+                    </a:stretch>
+                  </pic:blipFill>
+                  <pic:spPr>
+                    <a:xfrm>
+                      <a:off x="0" y="0"/>
+                      <a:ext cx="7142643" cy="2686050"/>
+                    </a:xfrm>
+                    <a:prstGeom prst="rect">
+                      <a:avLst/>
+                    </a:prstGeom>
+                  </pic:spPr>
+                </pic:pic>
+              </a:graphicData>
+            </a:graphic>
+            <wp14:sizeRelH relativeFrom="margin">
+              <wp14:pctWidth>0</wp14:pctWidth>
+            </wp14:sizeRelH>
+            <wp14:sizeRelV relativeFrom="margin">
+              <wp14:pctHeight>0</wp14:pctHeight>
+            </wp14:sizeRelV>
+          </wp:anchor>
+        </w:drawing>
+      </w:r>
     </w:p>
-    <w:tbl>
-      <w:tblPr>
-        <w:tblStyle w:val="Tablaconcuadrcula"/>
-        <w:tblpPr w:leftFromText="180" w:rightFromText="180" w:vertAnchor="page" w:horzAnchor="margin" w:tblpXSpec="center" w:tblpY="3517"/>
-        <w:tblW w:w="9776" w:type="dxa"/>
-        <w:tblBorders>
-          <w:top w:val="single" w:sz="4" w:space="0" w:color="BFBFBF" w:themeColor="background1" w:themeShade="BF"/>
-          <w:left w:val="single" w:sz="4" w:space="0" w:color="BFBFBF" w:themeColor="background1" w:themeShade="BF"/>
-          <w:bottom w:val="single" w:sz="4" w:space="0" w:color="BFBFBF" w:themeColor="background1" w:themeShade="BF"/>
-          <w:right w:val="single" w:sz="4" w:space="0" w:color="BFBFBF" w:themeColor="background1" w:themeShade="BF"/>
-          <w:insideH w:val="single" w:sz="4" w:space="0" w:color="BFBFBF" w:themeColor="background1" w:themeShade="BF"/>
-          <w:insideV w:val="single" w:sz="4" w:space="0" w:color="BFBFBF" w:themeColor="background1" w:themeShade="BF"/>
-        </w:tblBorders>
-        <w:tblLayout w:type="fixed"/>
-        <w:tblLook w:val="04A0" w:firstRow="1" w:lastRow="0" w:firstColumn="1" w:lastColumn="0" w:noHBand="0" w:noVBand="1"/>
-      </w:tblPr>
-      <w:tblGrid>
-        <w:gridCol w:w="1328"/>
-        <w:gridCol w:w="1077"/>
-        <w:gridCol w:w="1276"/>
-        <w:gridCol w:w="1276"/>
-        <w:gridCol w:w="1275"/>
-        <w:gridCol w:w="1276"/>
-        <w:gridCol w:w="1418"/>
-        <w:gridCol w:w="850"/>
-      </w:tblGrid>
-      <w:tr>
-        <w:trPr>
-          <w:trHeight w:val="415"/>
-        </w:trPr>
-        <w:tc>
-          <w:tcPr>
-            <w:tcW w:w="9776" w:type="dxa"/>
-            <w:gridSpan w:val="8"/>
-            <w:vAlign w:val="center"/>
-          </w:tcPr>
-          <w:p>
-            <w:pPr>
-              <w:jc w:val="center"/>
-              <w:rPr>
-                <w:rFonts w:ascii="Calibri" w:hAnsi="Calibri"/>
-                <w:color w:val="1F3864" w:themeColor="accent1" w:themeShade="80"/>
-                <w:sz w:val="18"/>
-              </w:rPr>
-            </w:pPr>
-            <w:r>
-              <w:rPr>
-                <w:rFonts w:ascii="Calibri" w:hAnsi="Calibri"/>
-                <w:color w:val="1F3864" w:themeColor="accent1" w:themeShade="80"/>
-                <w:sz w:val="18"/>
-              </w:rPr>
-              <w:t>Plan de Trabajo</w:t>
-            </w:r>
-          </w:p>
-        </w:tc>
-      </w:tr>
-      <w:tr>
-        <w:trPr>
-          <w:trHeight w:val="711"/>
-        </w:trPr>
-        <w:tc>
-          <w:tcPr>
-            <w:tcW w:w="1328" w:type="dxa"/>
-            <w:vAlign w:val="center"/>
-          </w:tcPr>
-          <w:p>
-            <w:pPr>
-              <w:jc w:val="center"/>
-              <w:rPr>
-                <w:rFonts w:ascii="Calibri" w:hAnsi="Calibri"/>
-                <w:color w:val="1F3864" w:themeColor="accent1" w:themeShade="80"/>
-                <w:sz w:val="18"/>
-              </w:rPr>
-            </w:pPr>
-            <w:r>
-              <w:rPr>
-                <w:rFonts w:ascii="Calibri" w:hAnsi="Calibri"/>
-                <w:color w:val="1F3864" w:themeColor="accent1" w:themeShade="80"/>
-                <w:sz w:val="18"/>
-              </w:rPr>
-              <w:t>C</w:t>
-            </w:r>
-            <w:r>
-              <w:rPr>
-                <w:rFonts w:ascii="Calibri" w:hAnsi="Calibri"/>
-                <w:color w:val="1F3864" w:themeColor="accent1" w:themeShade="80"/>
-                <w:sz w:val="18"/>
-              </w:rPr>
-              <w:t>ompetencia</w:t>
-            </w:r>
-            <w:r>
-              <w:rPr>
-                <w:rFonts w:ascii="Calibri" w:hAnsi="Calibri"/>
-                <w:color w:val="1F3864" w:themeColor="accent1" w:themeShade="80"/>
-                <w:sz w:val="18"/>
-              </w:rPr>
-              <w:t xml:space="preserve"> o unidades de competencias</w:t>
-            </w:r>
-          </w:p>
-        </w:tc>
-        <w:tc>
-          <w:tcPr>
-            <w:tcW w:w="1077" w:type="dxa"/>
-            <w:vAlign w:val="center"/>
-          </w:tcPr>
-          <w:p>
-            <w:pPr>
-              <w:jc w:val="center"/>
-              <w:rPr>
-                <w:rFonts w:ascii="Calibri" w:hAnsi="Calibri"/>
-                <w:color w:val="1F3864" w:themeColor="accent1" w:themeShade="80"/>
-                <w:sz w:val="18"/>
-              </w:rPr>
-            </w:pPr>
-            <w:r>
-              <w:rPr>
-                <w:rFonts w:ascii="Calibri" w:hAnsi="Calibri"/>
-                <w:color w:val="1F3864" w:themeColor="accent1" w:themeShade="80"/>
-                <w:sz w:val="18"/>
-              </w:rPr>
-              <w:t>Actividades</w:t>
-            </w:r>
-          </w:p>
-        </w:tc>
-        <w:tc>
-          <w:tcPr>
-            <w:tcW w:w="1276" w:type="dxa"/>
-            <w:vAlign w:val="center"/>
-          </w:tcPr>
-          <w:p>
-            <w:pPr>
-              <w:jc w:val="center"/>
-              <w:rPr>
-                <w:rFonts w:ascii="Calibri" w:hAnsi="Calibri"/>
-                <w:color w:val="1F3864" w:themeColor="accent1" w:themeShade="80"/>
-                <w:sz w:val="18"/>
-              </w:rPr>
-            </w:pPr>
-            <w:r>
-              <w:rPr>
-                <w:rFonts w:ascii="Calibri" w:hAnsi="Calibri"/>
-                <w:color w:val="1F3864" w:themeColor="accent1" w:themeShade="80"/>
-                <w:sz w:val="18"/>
-              </w:rPr>
-              <w:t>Recursos</w:t>
-            </w:r>
-          </w:p>
-        </w:tc>
-        <w:tc>
-          <w:tcPr>
-            <w:tcW w:w="1276" w:type="dxa"/>
-            <w:vAlign w:val="center"/>
-          </w:tcPr>
-          <w:p>
-            <w:pPr>
-              <w:jc w:val="center"/>
-              <w:rPr>
-                <w:rFonts w:ascii="Calibri" w:hAnsi="Calibri"/>
-                <w:color w:val="1F3864" w:themeColor="accent1" w:themeShade="80"/>
-                <w:sz w:val="18"/>
-              </w:rPr>
-            </w:pPr>
-            <w:r>
-              <w:rPr>
-                <w:rFonts w:ascii="Calibri" w:hAnsi="Calibri"/>
-                <w:color w:val="1F3864" w:themeColor="accent1" w:themeShade="80"/>
-                <w:sz w:val="18"/>
-              </w:rPr>
-              <w:t>Duración de la actividad</w:t>
-            </w:r>
-          </w:p>
-        </w:tc>
-        <w:tc>
-          <w:tcPr>
-            <w:tcW w:w="1275" w:type="dxa"/>
-            <w:vAlign w:val="center"/>
-          </w:tcPr>
-          <w:p>
-            <w:pPr>
-              <w:jc w:val="center"/>
-              <w:rPr>
-                <w:rFonts w:ascii="Calibri" w:hAnsi="Calibri"/>
-                <w:color w:val="1F3864" w:themeColor="accent1" w:themeShade="80"/>
-                <w:sz w:val="18"/>
-              </w:rPr>
-            </w:pPr>
-            <w:r>
-              <w:rPr>
-                <w:rFonts w:ascii="Calibri" w:hAnsi="Calibri"/>
-                <w:color w:val="1F3864" w:themeColor="accent1" w:themeShade="80"/>
-                <w:sz w:val="18"/>
-              </w:rPr>
-              <w:t>Responsable</w:t>
-            </w:r>
-            <w:r>
-              <w:rPr>
-                <w:rStyle w:val="Refdenotaalpie"/>
-                <w:rFonts w:ascii="Calibri" w:hAnsi="Calibri"/>
-                <w:color w:val="1F3864" w:themeColor="accent1" w:themeShade="80"/>
-                <w:sz w:val="18"/>
-              </w:rPr>
-              <w:footnoteReference w:id="1"/>
-            </w:r>
-          </w:p>
-        </w:tc>
-        <w:tc>
-          <w:tcPr>
-            <w:tcW w:w="1276" w:type="dxa"/>
-            <w:vAlign w:val="center"/>
-          </w:tcPr>
-          <w:p>
-            <w:pPr>
-              <w:jc w:val="center"/>
-              <w:rPr>
-                <w:rFonts w:ascii="Calibri" w:hAnsi="Calibri"/>
-                <w:color w:val="1F3864" w:themeColor="accent1" w:themeShade="80"/>
-                <w:sz w:val="18"/>
-              </w:rPr>
-            </w:pPr>
-            <w:r>
-              <w:rPr>
-                <w:rFonts w:ascii="Calibri" w:hAnsi="Calibri"/>
-                <w:color w:val="1F3864" w:themeColor="accent1" w:themeShade="80"/>
-                <w:sz w:val="18"/>
-              </w:rPr>
-              <w:t>Observaciones</w:t>
-            </w:r>
-          </w:p>
-        </w:tc>
-        <w:tc>
-          <w:tcPr>
-            <w:tcW w:w="1418" w:type="dxa"/>
-            <w:vAlign w:val="center"/>
-          </w:tcPr>
-          <w:p>
-            <w:pPr>
-              <w:jc w:val="center"/>
-              <w:rPr>
-                <w:rFonts w:ascii="Calibri" w:hAnsi="Calibri"/>
-                <w:color w:val="1F3864" w:themeColor="accent1" w:themeShade="80"/>
-                <w:sz w:val="18"/>
-              </w:rPr>
-            </w:pPr>
-            <w:r>
-              <w:rPr>
-                <w:rFonts w:ascii="Calibri" w:hAnsi="Calibri"/>
-                <w:color w:val="1F3864" w:themeColor="accent1" w:themeShade="80"/>
-                <w:sz w:val="18"/>
-              </w:rPr>
-              <w:t>Estado de avance</w:t>
-            </w:r>
-          </w:p>
-        </w:tc>
-        <w:tc>
-          <w:tcPr>
-            <w:tcW w:w="850" w:type="dxa"/>
-            <w:vAlign w:val="center"/>
-          </w:tcPr>
-          <w:p>
-            <w:pPr>
-              <w:jc w:val="center"/>
-              <w:rPr>
-                <w:rFonts w:ascii="Calibri" w:hAnsi="Calibri"/>
-                <w:color w:val="1F3864" w:themeColor="accent1" w:themeShade="80"/>
-                <w:sz w:val="18"/>
-              </w:rPr>
-            </w:pPr>
-            <w:r>
-              <w:rPr>
-                <w:rFonts w:ascii="Calibri" w:hAnsi="Calibri"/>
-                <w:color w:val="1F3864" w:themeColor="accent1" w:themeShade="80"/>
-                <w:sz w:val="18"/>
-              </w:rPr>
-              <w:t>A</w:t>
-            </w:r>
-            <w:r>
-              <w:rPr>
-                <w:rFonts w:ascii="Calibri" w:hAnsi="Calibri"/>
-                <w:color w:val="1F3864" w:themeColor="accent1" w:themeShade="80"/>
-                <w:sz w:val="18"/>
-              </w:rPr>
-              <w:t>justes</w:t>
-            </w:r>
-          </w:p>
-        </w:tc>
-      </w:tr>
-      <w:tr>
-        <w:trPr>
-          <w:trHeight w:val="2410"/>
-        </w:trPr>
-        <w:tc>
-          <w:tcPr>
-            <w:tcW w:w="1328" w:type="dxa"/>
-          </w:tcPr>
-          <w:p>
-            <w:pPr>
-              <w:jc w:val="both"/>
-              <w:rPr>
-                <w:b/>
-                <w:sz w:val="18"/>
-                <w:szCs w:val="24"/>
-              </w:rPr>
-            </w:pPr>
-            <w:r>
-              <w:rPr>
-                <w:rFonts w:ascii="Calibri" w:hAnsi="Calibri" w:cs="Arial"/>
-                <w:i/>
-                <w:color w:val="548DD4"/>
-                <w:sz w:val="18"/>
-                <w:szCs w:val="20"/>
-                <w:lang w:eastAsia="es-CL"/>
-              </w:rPr>
-              <w:t xml:space="preserve">Nombra las competencias o unidades de competencias </w:t>
-            </w:r>
-            <w:r>
-              <w:rPr>
-                <w:rFonts w:ascii="Calibri" w:hAnsi="Calibri" w:cs="Arial"/>
-                <w:i/>
-                <w:color w:val="548DD4"/>
-                <w:sz w:val="18"/>
-                <w:szCs w:val="20"/>
-                <w:lang w:eastAsia="es-CL"/>
-              </w:rPr>
-              <w:t xml:space="preserve">que se relacionan con las diferentes actividades </w:t>
-            </w:r>
-            <w:r>
-              <w:rPr>
-                <w:rFonts w:ascii="Calibri" w:hAnsi="Calibri" w:cs="Arial"/>
-                <w:i/>
-                <w:color w:val="548DD4"/>
-                <w:sz w:val="18"/>
-                <w:szCs w:val="20"/>
-                <w:lang w:eastAsia="es-CL"/>
-              </w:rPr>
-              <w:t>requeridas para el desarrollo de</w:t>
-            </w:r>
-            <w:r>
-              <w:rPr>
-                <w:rFonts w:ascii="Calibri" w:hAnsi="Calibri" w:cs="Arial"/>
-                <w:i/>
-                <w:color w:val="548DD4"/>
-                <w:sz w:val="18"/>
-                <w:szCs w:val="20"/>
-                <w:lang w:eastAsia="es-CL"/>
-              </w:rPr>
-              <w:t>l proyecto APT</w:t>
-            </w:r>
-            <w:r>
-              <w:rPr>
-                <w:rFonts w:ascii="Calibri" w:hAnsi="Calibri" w:cs="Arial"/>
-                <w:i/>
-                <w:color w:val="548DD4"/>
-                <w:sz w:val="18"/>
-                <w:szCs w:val="20"/>
-                <w:lang w:eastAsia="es-CL"/>
-              </w:rPr>
-              <w:t>.</w:t>
-            </w:r>
-          </w:p>
-        </w:tc>
-        <w:tc>
-          <w:tcPr>
-            <w:tcW w:w="1077" w:type="dxa"/>
-          </w:tcPr>
-          <w:p>
-            <w:pPr>
-              <w:jc w:val="both"/>
-              <w:rPr>
-                <w:rFonts w:ascii="Calibri" w:hAnsi="Calibri" w:cs="Arial"/>
-                <w:i/>
-                <w:color w:val="548DD4"/>
-                <w:sz w:val="18"/>
-                <w:szCs w:val="20"/>
-                <w:lang w:eastAsia="es-CL"/>
-              </w:rPr>
-            </w:pPr>
-            <w:r>
-              <w:rPr>
-                <w:rFonts w:ascii="Calibri" w:hAnsi="Calibri" w:cs="Arial"/>
-                <w:i/>
-                <w:color w:val="548DD4"/>
-                <w:sz w:val="18"/>
-                <w:szCs w:val="20"/>
-                <w:lang w:eastAsia="es-CL"/>
-              </w:rPr>
-              <w:t>Nombra</w:t>
-            </w:r>
-            <w:r>
-              <w:rPr>
-                <w:rFonts w:ascii="Calibri" w:hAnsi="Calibri" w:cs="Arial"/>
-                <w:i/>
-                <w:color w:val="548DD4"/>
-                <w:sz w:val="18"/>
-                <w:szCs w:val="20"/>
-                <w:lang w:eastAsia="es-CL"/>
-              </w:rPr>
-              <w:t xml:space="preserve"> la</w:t>
-            </w:r>
-            <w:r>
-              <w:rPr>
-                <w:rFonts w:ascii="Calibri" w:hAnsi="Calibri" w:cs="Arial"/>
-                <w:i/>
-                <w:color w:val="548DD4"/>
-                <w:sz w:val="18"/>
-                <w:szCs w:val="20"/>
-                <w:lang w:eastAsia="es-CL"/>
-              </w:rPr>
-              <w:t>s</w:t>
-            </w:r>
-            <w:r>
-              <w:rPr>
-                <w:rFonts w:ascii="Calibri" w:hAnsi="Calibri" w:cs="Arial"/>
-                <w:i/>
-                <w:color w:val="548DD4"/>
-                <w:sz w:val="18"/>
-                <w:szCs w:val="20"/>
-                <w:lang w:eastAsia="es-CL"/>
-              </w:rPr>
-              <w:t xml:space="preserve"> </w:t>
-            </w:r>
-            <w:r>
-              <w:rPr>
-                <w:rFonts w:ascii="Calibri" w:hAnsi="Calibri" w:cs="Arial"/>
-                <w:i/>
-                <w:color w:val="548DD4"/>
-                <w:sz w:val="18"/>
-                <w:szCs w:val="20"/>
-                <w:lang w:eastAsia="es-CL"/>
-              </w:rPr>
-              <w:t xml:space="preserve">actividades que se necesitan para desarrollar el proyecto APT. </w:t>
-            </w:r>
-          </w:p>
-        </w:tc>
-        <w:tc>
-          <w:tcPr>
-            <w:tcW w:w="1276" w:type="dxa"/>
-          </w:tcPr>
-          <w:p>
-            <w:pPr>
-              <w:jc w:val="both"/>
-              <w:rPr>
-                <w:b/>
-                <w:sz w:val="18"/>
-                <w:szCs w:val="24"/>
-              </w:rPr>
-            </w:pPr>
-            <w:r>
-              <w:rPr>
-                <w:rFonts w:ascii="Calibri" w:hAnsi="Calibri" w:cs="Arial"/>
-                <w:i/>
-                <w:color w:val="548DD4"/>
-                <w:sz w:val="18"/>
-                <w:szCs w:val="20"/>
-                <w:lang w:eastAsia="es-CL"/>
-              </w:rPr>
-              <w:t>Nombra los recursos necesarios para llevar a cabo las actividades</w:t>
-            </w:r>
-            <w:r>
-              <w:rPr>
-                <w:rFonts w:ascii="Calibri" w:hAnsi="Calibri" w:cs="Arial"/>
-                <w:i/>
-                <w:color w:val="548DD4"/>
-                <w:sz w:val="18"/>
-                <w:szCs w:val="20"/>
-                <w:lang w:eastAsia="es-CL"/>
-              </w:rPr>
-              <w:t xml:space="preserve"> </w:t>
-            </w:r>
-            <w:r>
-              <w:rPr>
-                <w:rFonts w:ascii="Calibri" w:hAnsi="Calibri" w:cs="Arial"/>
-                <w:i/>
-                <w:color w:val="548DD4"/>
-                <w:sz w:val="18"/>
-                <w:szCs w:val="20"/>
-                <w:lang w:eastAsia="es-CL"/>
-              </w:rPr>
-              <w:t>definidas.</w:t>
-            </w:r>
-          </w:p>
-        </w:tc>
-        <w:tc>
-          <w:tcPr>
-            <w:tcW w:w="1276" w:type="dxa"/>
-          </w:tcPr>
-          <w:p>
-            <w:pPr>
-              <w:jc w:val="both"/>
-              <w:rPr>
-                <w:b/>
-                <w:sz w:val="18"/>
-                <w:szCs w:val="24"/>
-              </w:rPr>
-            </w:pPr>
-            <w:r>
-              <w:rPr>
-                <w:rFonts w:ascii="Calibri" w:hAnsi="Calibri" w:cs="Arial"/>
-                <w:i/>
-                <w:color w:val="548DD4"/>
-                <w:sz w:val="18"/>
-                <w:szCs w:val="20"/>
-                <w:lang w:eastAsia="es-CL"/>
-              </w:rPr>
-              <w:t xml:space="preserve">Señala </w:t>
-            </w:r>
-            <w:r>
-              <w:rPr>
-                <w:rFonts w:ascii="Calibri" w:hAnsi="Calibri" w:cs="Arial"/>
-                <w:i/>
-                <w:color w:val="548DD4"/>
-                <w:sz w:val="18"/>
-                <w:szCs w:val="20"/>
-                <w:lang w:eastAsia="es-CL"/>
-              </w:rPr>
-              <w:t>la duración de</w:t>
-            </w:r>
-            <w:r>
-              <w:rPr>
-                <w:rFonts w:ascii="Calibri" w:hAnsi="Calibri" w:cs="Arial"/>
-                <w:i/>
-                <w:color w:val="548DD4"/>
-                <w:sz w:val="18"/>
-                <w:szCs w:val="20"/>
-                <w:lang w:eastAsia="es-CL"/>
-              </w:rPr>
-              <w:t xml:space="preserve"> cada </w:t>
-            </w:r>
-            <w:r>
-              <w:rPr>
-                <w:rFonts w:ascii="Calibri" w:hAnsi="Calibri" w:cs="Arial"/>
-                <w:i/>
-                <w:color w:val="548DD4"/>
-                <w:sz w:val="18"/>
-                <w:szCs w:val="20"/>
-                <w:lang w:eastAsia="es-CL"/>
-              </w:rPr>
-              <w:t>actividad</w:t>
-            </w:r>
-            <w:r>
-              <w:rPr>
-                <w:rFonts w:ascii="Calibri" w:hAnsi="Calibri" w:cs="Arial"/>
-                <w:i/>
-                <w:color w:val="548DD4"/>
-                <w:sz w:val="18"/>
-                <w:szCs w:val="20"/>
-                <w:lang w:eastAsia="es-CL"/>
-              </w:rPr>
-              <w:t xml:space="preserve">. </w:t>
-            </w:r>
-          </w:p>
-        </w:tc>
-        <w:tc>
-          <w:tcPr>
-            <w:tcW w:w="1275" w:type="dxa"/>
-          </w:tcPr>
-          <w:p>
-            <w:pPr>
-              <w:jc w:val="both"/>
-              <w:rPr>
-                <w:rFonts w:ascii="Calibri" w:hAnsi="Calibri" w:cs="Arial"/>
-                <w:i/>
-                <w:color w:val="548DD4"/>
-                <w:sz w:val="18"/>
-                <w:szCs w:val="20"/>
-                <w:lang w:eastAsia="es-CL"/>
-              </w:rPr>
-            </w:pPr>
-            <w:r>
-              <w:rPr>
-                <w:rFonts w:ascii="Calibri" w:hAnsi="Calibri" w:cs="Arial"/>
-                <w:i/>
-                <w:color w:val="548DD4"/>
-                <w:sz w:val="18"/>
-                <w:szCs w:val="20"/>
-                <w:lang w:eastAsia="es-CL"/>
-              </w:rPr>
-              <w:t xml:space="preserve">Escribe el </w:t>
-            </w:r>
-            <w:r>
-              <w:rPr>
-                <w:rFonts w:ascii="Calibri" w:hAnsi="Calibri" w:cs="Arial"/>
-                <w:i/>
-                <w:color w:val="548DD4"/>
-                <w:sz w:val="18"/>
-                <w:szCs w:val="20"/>
-                <w:lang w:eastAsia="es-CL"/>
-              </w:rPr>
-              <w:t xml:space="preserve">nombre del integrante del equipo responsable de </w:t>
-            </w:r>
-            <w:r>
-              <w:rPr>
-                <w:rFonts w:ascii="Calibri" w:hAnsi="Calibri" w:cs="Arial"/>
-                <w:i/>
-                <w:color w:val="548DD4"/>
-                <w:sz w:val="18"/>
-                <w:szCs w:val="20"/>
-                <w:lang w:eastAsia="es-CL"/>
-              </w:rPr>
-              <w:t xml:space="preserve">cada </w:t>
-            </w:r>
-            <w:r>
-              <w:rPr>
-                <w:rFonts w:ascii="Calibri" w:hAnsi="Calibri" w:cs="Arial"/>
-                <w:i/>
-                <w:color w:val="548DD4"/>
-                <w:sz w:val="18"/>
-                <w:szCs w:val="20"/>
-                <w:lang w:eastAsia="es-CL"/>
-              </w:rPr>
-              <w:t>actividad.</w:t>
-            </w:r>
-          </w:p>
-        </w:tc>
-        <w:tc>
-          <w:tcPr>
-            <w:tcW w:w="1276" w:type="dxa"/>
-          </w:tcPr>
-          <w:p>
-            <w:pPr>
-              <w:jc w:val="both"/>
-              <w:rPr>
-                <w:rFonts w:ascii="Calibri" w:hAnsi="Calibri" w:cs="Arial"/>
-                <w:i/>
-                <w:color w:val="548DD4"/>
-                <w:sz w:val="18"/>
-                <w:szCs w:val="20"/>
-                <w:lang w:eastAsia="es-CL"/>
-              </w:rPr>
-            </w:pPr>
-            <w:r>
-              <w:rPr>
-                <w:rFonts w:ascii="Calibri" w:hAnsi="Calibri" w:cs="Arial"/>
-                <w:i/>
-                <w:color w:val="548DD4"/>
-                <w:sz w:val="18"/>
-                <w:szCs w:val="20"/>
-                <w:lang w:eastAsia="es-CL"/>
-              </w:rPr>
-              <w:t xml:space="preserve">Señala </w:t>
-            </w:r>
-            <w:r>
-              <w:rPr>
-                <w:rFonts w:ascii="Calibri" w:hAnsi="Calibri" w:cs="Arial"/>
-                <w:i/>
-                <w:color w:val="548DD4"/>
-                <w:sz w:val="18"/>
-                <w:szCs w:val="20"/>
-                <w:lang w:eastAsia="es-CL"/>
-              </w:rPr>
-              <w:t>las dific</w:t>
-            </w:r>
-            <w:r>
-              <w:rPr>
-                <w:rFonts w:ascii="Calibri" w:hAnsi="Calibri" w:cs="Arial"/>
-                <w:i/>
-                <w:color w:val="548DD4"/>
-                <w:sz w:val="18"/>
-                <w:szCs w:val="20"/>
-                <w:lang w:eastAsia="es-CL"/>
-              </w:rPr>
-              <w:t>ult</w:t>
-            </w:r>
-            <w:r>
-              <w:rPr>
-                <w:rFonts w:ascii="Calibri" w:hAnsi="Calibri" w:cs="Arial"/>
-                <w:i/>
-                <w:color w:val="548DD4"/>
-                <w:sz w:val="18"/>
-                <w:szCs w:val="20"/>
-                <w:lang w:eastAsia="es-CL"/>
-              </w:rPr>
-              <w:t>ades o facilitadores que se podrían presentar durante la ejecución de cada una de las actividades propuestas.</w:t>
-            </w:r>
-          </w:p>
-        </w:tc>
-        <w:tc>
-          <w:tcPr>
-            <w:tcW w:w="1418" w:type="dxa"/>
-          </w:tcPr>
-          <w:p>
-            <w:pPr>
-              <w:jc w:val="both"/>
-              <w:rPr>
-                <w:rFonts w:ascii="Calibri" w:hAnsi="Calibri" w:cs="Arial"/>
-                <w:i/>
-                <w:color w:val="548DD4"/>
-                <w:sz w:val="18"/>
-                <w:szCs w:val="20"/>
-                <w:lang w:eastAsia="es-CL"/>
-              </w:rPr>
-            </w:pPr>
-            <w:r>
-              <w:rPr>
-                <w:rFonts w:ascii="Calibri" w:hAnsi="Calibri" w:cs="Arial"/>
-                <w:i/>
-                <w:color w:val="548DD4"/>
-                <w:sz w:val="18"/>
-                <w:szCs w:val="20"/>
-                <w:lang w:eastAsia="es-CL"/>
-              </w:rPr>
-              <w:t>D</w:t>
-            </w:r>
-            <w:r>
-              <w:rPr>
-                <w:rFonts w:ascii="Calibri" w:hAnsi="Calibri" w:cs="Arial"/>
-                <w:i/>
-                <w:color w:val="548DD4"/>
-                <w:sz w:val="18"/>
-                <w:szCs w:val="20"/>
-                <w:lang w:eastAsia="es-CL"/>
-              </w:rPr>
-              <w:t>escribe</w:t>
-            </w:r>
-            <w:r>
-              <w:rPr>
-                <w:rFonts w:ascii="Calibri" w:hAnsi="Calibri" w:cs="Arial"/>
-                <w:i/>
-                <w:color w:val="548DD4"/>
-                <w:sz w:val="18"/>
-                <w:szCs w:val="20"/>
-                <w:lang w:eastAsia="es-CL"/>
-              </w:rPr>
-              <w:t xml:space="preserve"> el estado de avance </w:t>
-            </w:r>
-            <w:r>
-              <w:rPr>
-                <w:rFonts w:ascii="Calibri" w:hAnsi="Calibri" w:cs="Arial"/>
-                <w:i/>
-                <w:color w:val="548DD4"/>
-                <w:sz w:val="18"/>
-                <w:szCs w:val="20"/>
-                <w:lang w:eastAsia="es-CL"/>
-              </w:rPr>
-              <w:t>de cada actividad.</w:t>
-            </w:r>
-          </w:p>
-          <w:p>
-            <w:pPr>
-              <w:jc w:val="both"/>
-              <w:rPr>
-                <w:rFonts w:ascii="Calibri" w:hAnsi="Calibri" w:cs="Arial"/>
-                <w:i/>
-                <w:color w:val="C00000"/>
-                <w:sz w:val="16"/>
-                <w:szCs w:val="20"/>
-                <w:lang w:eastAsia="es-CL"/>
-              </w:rPr>
-            </w:pPr>
-          </w:p>
-          <w:p>
-            <w:pPr>
-              <w:jc w:val="both"/>
-              <w:rPr>
-                <w:rFonts w:ascii="Calibri" w:hAnsi="Calibri" w:cs="Arial"/>
-                <w:i/>
-                <w:color w:val="548DD4"/>
-                <w:sz w:val="18"/>
-                <w:szCs w:val="20"/>
-                <w:lang w:eastAsia="es-CL"/>
-              </w:rPr>
-            </w:pPr>
-            <w:r>
-              <w:rPr>
-                <w:rFonts w:ascii="Calibri" w:hAnsi="Calibri" w:cs="Arial"/>
-                <w:i/>
-                <w:color w:val="548DD4"/>
-                <w:sz w:val="18"/>
-                <w:szCs w:val="20"/>
-                <w:lang w:eastAsia="es-CL"/>
-              </w:rPr>
-              <w:t xml:space="preserve">Tipos de estado: </w:t>
-            </w:r>
-          </w:p>
-          <w:p>
-            <w:pPr>
-              <w:jc w:val="both"/>
-              <w:rPr>
-                <w:rFonts w:ascii="Calibri" w:hAnsi="Calibri" w:cs="Arial"/>
-                <w:i/>
-                <w:color w:val="C00000"/>
-                <w:sz w:val="16"/>
-                <w:szCs w:val="20"/>
-                <w:lang w:eastAsia="es-CL"/>
-              </w:rPr>
-            </w:pPr>
-            <w:r>
-              <w:rPr>
-                <w:rFonts w:ascii="Calibri" w:hAnsi="Calibri" w:cs="Arial"/>
-                <w:i/>
-                <w:color w:val="548DD4"/>
-                <w:sz w:val="18"/>
-                <w:szCs w:val="20"/>
-                <w:lang w:eastAsia="es-CL"/>
-              </w:rPr>
-              <w:t>En curso/ Con retraso/ No iniciado/ Completado/ Ajustada</w:t>
-            </w:r>
-            <w:r>
-              <w:rPr>
-                <w:rFonts w:ascii="Calibri" w:hAnsi="Calibri" w:cs="Arial"/>
-                <w:i/>
-                <w:color w:val="C00000"/>
-                <w:sz w:val="16"/>
-                <w:szCs w:val="20"/>
-                <w:lang w:eastAsia="es-CL"/>
-              </w:rPr>
-              <w:t xml:space="preserve"> </w:t>
-            </w:r>
-          </w:p>
-        </w:tc>
-        <w:tc>
-          <w:tcPr>
-            <w:tcW w:w="850" w:type="dxa"/>
-          </w:tcPr>
-          <w:p>
-            <w:pPr>
-              <w:jc w:val="both"/>
-              <w:rPr>
-                <w:rFonts w:ascii="Calibri" w:hAnsi="Calibri" w:cs="Arial"/>
-                <w:i/>
-                <w:color w:val="548DD4"/>
-                <w:sz w:val="18"/>
-                <w:szCs w:val="20"/>
-                <w:lang w:eastAsia="es-CL"/>
-              </w:rPr>
-            </w:pPr>
-            <w:r>
-              <w:rPr>
-                <w:rFonts w:ascii="Calibri" w:hAnsi="Calibri" w:cs="Arial"/>
-                <w:i/>
-                <w:color w:val="548DD4"/>
-                <w:sz w:val="18"/>
-                <w:szCs w:val="20"/>
-                <w:lang w:eastAsia="es-CL"/>
-              </w:rPr>
-              <w:t>S</w:t>
-            </w:r>
-            <w:r>
-              <w:rPr>
-                <w:rFonts w:ascii="Calibri" w:hAnsi="Calibri" w:cs="Arial"/>
-                <w:i/>
-                <w:color w:val="548DD4"/>
-                <w:sz w:val="18"/>
-                <w:szCs w:val="20"/>
-                <w:lang w:eastAsia="es-CL"/>
-              </w:rPr>
-              <w:t>e</w:t>
-            </w:r>
-            <w:r>
-              <w:rPr>
-                <w:rFonts w:ascii="Calibri" w:hAnsi="Calibri" w:cs="Arial"/>
-                <w:i/>
-                <w:color w:val="548DD4"/>
-                <w:sz w:val="18"/>
-                <w:szCs w:val="20"/>
-                <w:lang w:eastAsia="es-CL"/>
-              </w:rPr>
-              <w:t xml:space="preserve">ñala los ajustes o reformulaciones </w:t>
-            </w:r>
-            <w:r>
-              <w:rPr>
-                <w:rFonts w:ascii="Calibri" w:hAnsi="Calibri" w:cs="Arial"/>
-                <w:i/>
-                <w:color w:val="548DD4"/>
-                <w:sz w:val="18"/>
-                <w:szCs w:val="20"/>
-                <w:lang w:eastAsia="es-CL"/>
-              </w:rPr>
-              <w:t>que has realiza</w:t>
-            </w:r>
-            <w:r>
-              <w:rPr>
-                <w:rFonts w:ascii="Calibri" w:hAnsi="Calibri" w:cs="Arial"/>
-                <w:i/>
-                <w:color w:val="548DD4"/>
-                <w:sz w:val="18"/>
-                <w:szCs w:val="20"/>
-                <w:lang w:eastAsia="es-CL"/>
-              </w:rPr>
-              <w:t xml:space="preserve">do. </w:t>
-            </w:r>
-          </w:p>
-        </w:tc>
-      </w:tr>
-    </w:tbl>
+    <w:p>
+      <w:pPr>
+        <w:rPr>
+          <w:rFonts w:cs="Calibri Light"/>
+          <w:color w:val="595959" w:themeColor="text1" w:themeTint="A6"/>
+          <w:sz w:val="24"/>
+          <w:szCs w:val="24"/>
+          <w:lang w:val="es-ES"/>
+        </w:rPr>
+      </w:pPr>
+    </w:p>
+    <w:p>
+      <w:pPr>
+        <w:rPr>
+          <w:rFonts w:cs="Calibri Light"/>
+          <w:color w:val="595959" w:themeColor="text1" w:themeTint="A6"/>
+          <w:sz w:val="24"/>
+          <w:szCs w:val="24"/>
+          <w:lang w:val="es-ES"/>
+        </w:rPr>
+      </w:pPr>
+    </w:p>
+    <w:p>
+      <w:pPr>
+        <w:rPr>
+          <w:rFonts w:cs="Calibri Light"/>
+          <w:color w:val="595959" w:themeColor="text1" w:themeTint="A6"/>
+          <w:sz w:val="24"/>
+          <w:szCs w:val="24"/>
+          <w:lang w:val="es-ES"/>
+        </w:rPr>
+      </w:pPr>
+    </w:p>
+    <w:p>
+      <w:pPr>
+        <w:rPr>
+          <w:rFonts w:cs="Calibri Light"/>
+          <w:color w:val="595959" w:themeColor="text1" w:themeTint="A6"/>
+          <w:sz w:val="24"/>
+          <w:szCs w:val="24"/>
+          <w:lang w:val="es-ES"/>
+        </w:rPr>
+      </w:pPr>
+    </w:p>
+    <w:p>
+      <w:pPr>
+        <w:rPr>
+          <w:rFonts w:cs="Calibri Light"/>
+          <w:color w:val="595959" w:themeColor="text1" w:themeTint="A6"/>
+          <w:sz w:val="24"/>
+          <w:szCs w:val="24"/>
+          <w:lang w:val="es-ES"/>
+        </w:rPr>
+      </w:pPr>
+    </w:p>
+    <w:p>
+      <w:pPr>
+        <w:rPr>
+          <w:rFonts w:cs="Calibri Light"/>
+          <w:color w:val="595959" w:themeColor="text1" w:themeTint="A6"/>
+          <w:sz w:val="24"/>
+          <w:szCs w:val="24"/>
+          <w:lang w:val="es-ES"/>
+        </w:rPr>
+      </w:pPr>
+    </w:p>
     <w:p>
       <w:pPr>
         <w:rPr>
@@ -2361,6 +1687,7 @@
                 <w:sz w:val="28"/>
                 <w:szCs w:val="28"/>
               </w:rPr>
+              <w:lastRenderedPageBreak/>
               <w:t>3</w:t>
             </w:r>
             <w:r>
@@ -2559,109 +1886,407 @@
               </w:rPr>
               <w:t xml:space="preserve">: </w:t>
             </w:r>
-            <w:r>
-              <w:rPr>
-                <w:rFonts w:ascii="Calibri" w:hAnsi="Calibri" w:cs="Arial"/>
-                <w:i/>
-                <w:iCs/>
-                <w:color w:val="548DD4"/>
-                <w:sz w:val="20"/>
-                <w:szCs w:val="20"/>
-                <w:lang w:eastAsia="es-CL"/>
-              </w:rPr>
-              <w:t>Describe los factores que han facilitado y</w:t>
-            </w:r>
-            <w:r>
-              <w:rPr>
-                <w:rFonts w:ascii="Calibri" w:hAnsi="Calibri" w:cs="Arial"/>
-                <w:i/>
-                <w:iCs/>
-                <w:color w:val="548DD4"/>
-                <w:sz w:val="20"/>
-                <w:szCs w:val="20"/>
-                <w:lang w:eastAsia="es-CL"/>
-              </w:rPr>
-              <w:t>/o</w:t>
-            </w:r>
-            <w:r>
-              <w:rPr>
-                <w:rFonts w:ascii="Calibri" w:hAnsi="Calibri" w:cs="Arial"/>
-                <w:i/>
-                <w:iCs/>
-                <w:color w:val="548DD4"/>
-                <w:sz w:val="20"/>
-                <w:szCs w:val="20"/>
-                <w:lang w:eastAsia="es-CL"/>
-              </w:rPr>
-              <w:t xml:space="preserve"> dificultado el desarrollo de tu Proyecto APT hasta ahora. En el caso de las dificultades</w:t>
-            </w:r>
-            <w:r>
-              <w:rPr>
-                <w:rFonts w:ascii="Calibri" w:hAnsi="Calibri" w:cs="Arial"/>
-                <w:i/>
-                <w:iCs/>
-                <w:color w:val="548DD4"/>
-                <w:sz w:val="20"/>
-                <w:szCs w:val="20"/>
-                <w:lang w:eastAsia="es-CL"/>
-              </w:rPr>
-              <w:t xml:space="preserve"> debes describir</w:t>
-            </w:r>
-            <w:r>
-              <w:rPr>
-                <w:rFonts w:ascii="Calibri" w:hAnsi="Calibri" w:cs="Arial"/>
-                <w:i/>
-                <w:iCs/>
-                <w:color w:val="548DD4"/>
-                <w:sz w:val="20"/>
-                <w:szCs w:val="20"/>
-                <w:lang w:eastAsia="es-CL"/>
-              </w:rPr>
-              <w:t xml:space="preserve"> qué acciones tomaste y/o tomarás para </w:t>
-            </w:r>
-            <w:r>
-              <w:rPr>
-                <w:rFonts w:ascii="Calibri" w:hAnsi="Calibri" w:cs="Arial"/>
-                <w:i/>
-                <w:iCs/>
-                <w:color w:val="548DD4"/>
-                <w:sz w:val="20"/>
-                <w:szCs w:val="20"/>
-                <w:lang w:eastAsia="es-CL"/>
-              </w:rPr>
-              <w:t xml:space="preserve">solucionarlas. </w:t>
-            </w:r>
-            <w:r>
-              <w:rPr>
-                <w:rFonts w:ascii="Calibri" w:hAnsi="Calibri"/>
-                <w:b/>
-                <w:color w:val="1F3864" w:themeColor="accent1" w:themeShade="80"/>
-              </w:rPr>
-              <w:t xml:space="preserve"> </w:t>
-            </w:r>
-          </w:p>
-          <w:p>
-            <w:pPr>
-              <w:rPr>
-                <w:rFonts w:ascii="Calibri" w:hAnsi="Calibri"/>
-                <w:color w:val="1F3864" w:themeColor="accent1" w:themeShade="80"/>
-              </w:rPr>
-            </w:pPr>
-          </w:p>
-          <w:p>
-            <w:pPr>
-              <w:rPr>
-                <w:rFonts w:ascii="Calibri" w:hAnsi="Calibri"/>
-                <w:color w:val="1F3864" w:themeColor="accent1" w:themeShade="80"/>
-              </w:rPr>
-            </w:pPr>
           </w:p>
           <w:p>
             <w:pPr>
               <w:jc w:val="both"/>
               <w:rPr>
+                <w:rFonts w:ascii="Arial" w:hAnsi="Arial" w:cs="Arial"/>
+                <w:sz w:val="20"/>
+                <w:szCs w:val="20"/>
+                <w:lang w:eastAsia="es-CL"/>
+              </w:rPr>
+            </w:pPr>
+            <w:r>
+              <w:rPr>
+                <w:rFonts w:ascii="Arial" w:hAnsi="Arial" w:cs="Arial"/>
+                <w:b/>
+                <w:bCs/>
+                <w:sz w:val="20"/>
+                <w:szCs w:val="20"/>
+                <w:lang w:eastAsia="es-CL"/>
+              </w:rPr>
+              <w:t>Factores que han dificultado el desarrollo:</w:t>
+            </w:r>
+            <w:r>
+              <w:rPr>
+                <w:rFonts w:ascii="Arial" w:hAnsi="Arial" w:cs="Arial"/>
+                <w:sz w:val="20"/>
+                <w:szCs w:val="20"/>
+                <w:lang w:eastAsia="es-CL"/>
+              </w:rPr>
+              <w:t xml:space="preserve"> El principal factor externo ha sido la superposición de los tiempos del proyecto con nuestras prácticas profesionales, lo que limitó nuestras horas sincrónicas de trabajo en equipo. A nivel técnico, enfrentamos dos bloqueos críticos: primero, problemas de asincronía y manejo de datos nulos al integrar la respuesta JSON de la API de Claude (IA) con el </w:t>
+            </w:r>
+            <w:proofErr w:type="spellStart"/>
+            <w:r>
+              <w:rPr>
+                <w:rFonts w:ascii="Arial" w:hAnsi="Arial" w:cs="Arial"/>
+                <w:sz w:val="20"/>
+                <w:szCs w:val="20"/>
+                <w:lang w:eastAsia="es-CL"/>
+              </w:rPr>
+              <w:t>frontend</w:t>
+            </w:r>
+            <w:proofErr w:type="spellEnd"/>
+            <w:r>
+              <w:rPr>
+                <w:rFonts w:ascii="Arial" w:hAnsi="Arial" w:cs="Arial"/>
+                <w:sz w:val="20"/>
+                <w:szCs w:val="20"/>
+                <w:lang w:eastAsia="es-CL"/>
+              </w:rPr>
+              <w:t xml:space="preserve"> en </w:t>
+            </w:r>
+            <w:proofErr w:type="spellStart"/>
+            <w:r>
+              <w:rPr>
+                <w:rFonts w:ascii="Arial" w:hAnsi="Arial" w:cs="Arial"/>
+                <w:sz w:val="20"/>
+                <w:szCs w:val="20"/>
+                <w:lang w:eastAsia="es-CL"/>
+              </w:rPr>
+              <w:t>Flutter</w:t>
+            </w:r>
+            <w:proofErr w:type="spellEnd"/>
+            <w:r>
+              <w:rPr>
+                <w:rFonts w:ascii="Arial" w:hAnsi="Arial" w:cs="Arial"/>
+                <w:sz w:val="20"/>
+                <w:szCs w:val="20"/>
+                <w:lang w:eastAsia="es-CL"/>
+              </w:rPr>
+              <w:t xml:space="preserve">, lo que causaba que la aplicación se cerrara. Segundo, la integración del módulo de la cámara con </w:t>
+            </w:r>
+            <w:proofErr w:type="spellStart"/>
+            <w:r>
+              <w:rPr>
+                <w:rFonts w:ascii="Arial" w:hAnsi="Arial" w:cs="Arial"/>
+                <w:sz w:val="20"/>
+                <w:szCs w:val="20"/>
+                <w:lang w:eastAsia="es-CL"/>
+              </w:rPr>
+              <w:t>MediaPipe</w:t>
+            </w:r>
+            <w:proofErr w:type="spellEnd"/>
+            <w:r>
+              <w:rPr>
+                <w:rFonts w:ascii="Arial" w:hAnsi="Arial" w:cs="Arial"/>
+                <w:sz w:val="20"/>
+                <w:szCs w:val="20"/>
+                <w:lang w:eastAsia="es-CL"/>
+              </w:rPr>
+              <w:t xml:space="preserve"> para la visión computacional generó fallos severos de compatibilidad, provocando el cierre inesperado de la aplicación (</w:t>
+            </w:r>
+            <w:proofErr w:type="spellStart"/>
+            <w:r>
+              <w:rPr>
+                <w:rFonts w:ascii="Arial" w:hAnsi="Arial" w:cs="Arial"/>
+                <w:sz w:val="20"/>
+                <w:szCs w:val="20"/>
+                <w:lang w:eastAsia="es-CL"/>
+              </w:rPr>
+              <w:t>crash</w:t>
+            </w:r>
+            <w:proofErr w:type="spellEnd"/>
+            <w:r>
+              <w:rPr>
+                <w:rFonts w:ascii="Arial" w:hAnsi="Arial" w:cs="Arial"/>
+                <w:sz w:val="20"/>
+                <w:szCs w:val="20"/>
+                <w:lang w:eastAsia="es-CL"/>
+              </w:rPr>
+              <w:t>) al compilar y ejecutar la APK.</w:t>
+            </w:r>
+          </w:p>
+          <w:p>
+            <w:pPr>
+              <w:jc w:val="both"/>
+              <w:rPr>
+                <w:rFonts w:ascii="Arial" w:hAnsi="Arial" w:cs="Arial"/>
+                <w:sz w:val="20"/>
+                <w:szCs w:val="20"/>
+                <w:lang w:eastAsia="es-CL"/>
+              </w:rPr>
+            </w:pPr>
+            <w:r>
+              <w:rPr>
+                <w:rFonts w:ascii="Arial" w:hAnsi="Arial" w:cs="Arial"/>
+                <w:b/>
+                <w:bCs/>
+                <w:sz w:val="20"/>
+                <w:szCs w:val="20"/>
+                <w:lang w:eastAsia="es-CL"/>
+              </w:rPr>
+              <w:t>Acciones tomadas para solucionarlas:</w:t>
+            </w:r>
+            <w:r>
+              <w:rPr>
+                <w:rFonts w:ascii="Arial" w:hAnsi="Arial" w:cs="Arial"/>
+                <w:sz w:val="20"/>
+                <w:szCs w:val="20"/>
+                <w:lang w:eastAsia="es-CL"/>
+              </w:rPr>
+              <w:t xml:space="preserve"> Para optimizar los tiempos, reforzamos nuestra organización con reuniones de control semanales por </w:t>
+            </w:r>
+            <w:proofErr w:type="spellStart"/>
+            <w:r>
+              <w:rPr>
+                <w:rFonts w:ascii="Arial" w:hAnsi="Arial" w:cs="Arial"/>
+                <w:sz w:val="20"/>
+                <w:szCs w:val="20"/>
+                <w:lang w:eastAsia="es-CL"/>
+              </w:rPr>
+              <w:t>Discord</w:t>
+            </w:r>
+            <w:proofErr w:type="spellEnd"/>
+            <w:r>
+              <w:rPr>
+                <w:rFonts w:ascii="Arial" w:hAnsi="Arial" w:cs="Arial"/>
+                <w:sz w:val="20"/>
+                <w:szCs w:val="20"/>
+                <w:lang w:eastAsia="es-CL"/>
+              </w:rPr>
+              <w:t xml:space="preserve"> para reasignar tareas. Los problemas de la API los solucionamos aplicando programación defensiva (</w:t>
+            </w:r>
+            <w:proofErr w:type="spellStart"/>
+            <w:r>
+              <w:rPr>
+                <w:rFonts w:ascii="Arial" w:hAnsi="Arial" w:cs="Arial"/>
+                <w:sz w:val="20"/>
+                <w:szCs w:val="20"/>
+                <w:lang w:eastAsia="es-CL"/>
+              </w:rPr>
+              <w:t>null</w:t>
+            </w:r>
+            <w:proofErr w:type="spellEnd"/>
+            <w:r>
+              <w:rPr>
+                <w:rFonts w:ascii="Arial" w:hAnsi="Arial" w:cs="Arial"/>
+                <w:sz w:val="20"/>
+                <w:szCs w:val="20"/>
+                <w:lang w:eastAsia="es-CL"/>
+              </w:rPr>
+              <w:t xml:space="preserve"> safety) en </w:t>
+            </w:r>
+            <w:proofErr w:type="spellStart"/>
+            <w:r>
+              <w:rPr>
+                <w:rFonts w:ascii="Arial" w:hAnsi="Arial" w:cs="Arial"/>
+                <w:sz w:val="20"/>
+                <w:szCs w:val="20"/>
+                <w:lang w:eastAsia="es-CL"/>
+              </w:rPr>
+              <w:t>Flutter</w:t>
+            </w:r>
+            <w:proofErr w:type="spellEnd"/>
+            <w:r>
+              <w:rPr>
+                <w:rFonts w:ascii="Arial" w:hAnsi="Arial" w:cs="Arial"/>
+                <w:sz w:val="20"/>
+                <w:szCs w:val="20"/>
+                <w:lang w:eastAsia="es-CL"/>
+              </w:rPr>
+              <w:t xml:space="preserve"> y mediante sesiones de </w:t>
+            </w:r>
+            <w:proofErr w:type="spellStart"/>
+            <w:r>
+              <w:rPr>
+                <w:rFonts w:ascii="Arial" w:hAnsi="Arial" w:cs="Arial"/>
+                <w:sz w:val="20"/>
+                <w:szCs w:val="20"/>
+                <w:lang w:eastAsia="es-CL"/>
+              </w:rPr>
+              <w:t>pair</w:t>
+            </w:r>
+            <w:proofErr w:type="spellEnd"/>
+            <w:r>
+              <w:rPr>
+                <w:rFonts w:ascii="Arial" w:hAnsi="Arial" w:cs="Arial"/>
+                <w:sz w:val="20"/>
+                <w:szCs w:val="20"/>
+                <w:lang w:eastAsia="es-CL"/>
+              </w:rPr>
+              <w:t xml:space="preserve"> </w:t>
+            </w:r>
+            <w:proofErr w:type="spellStart"/>
+            <w:r>
+              <w:rPr>
+                <w:rFonts w:ascii="Arial" w:hAnsi="Arial" w:cs="Arial"/>
+                <w:sz w:val="20"/>
+                <w:szCs w:val="20"/>
+                <w:lang w:eastAsia="es-CL"/>
+              </w:rPr>
+              <w:t>programming</w:t>
+            </w:r>
+            <w:proofErr w:type="spellEnd"/>
+            <w:r>
+              <w:rPr>
+                <w:rFonts w:ascii="Arial" w:hAnsi="Arial" w:cs="Arial"/>
+                <w:sz w:val="20"/>
+                <w:szCs w:val="20"/>
+                <w:lang w:eastAsia="es-CL"/>
+              </w:rPr>
+              <w:t xml:space="preserve"> entre el encargado del </w:t>
+            </w:r>
+            <w:proofErr w:type="spellStart"/>
+            <w:r>
+              <w:rPr>
+                <w:rFonts w:ascii="Arial" w:hAnsi="Arial" w:cs="Arial"/>
+                <w:sz w:val="20"/>
+                <w:szCs w:val="20"/>
+                <w:lang w:eastAsia="es-CL"/>
+              </w:rPr>
+              <w:t>frontend</w:t>
+            </w:r>
+            <w:proofErr w:type="spellEnd"/>
+            <w:r>
+              <w:rPr>
+                <w:rFonts w:ascii="Arial" w:hAnsi="Arial" w:cs="Arial"/>
+                <w:sz w:val="20"/>
+                <w:szCs w:val="20"/>
+                <w:lang w:eastAsia="es-CL"/>
+              </w:rPr>
+              <w:t xml:space="preserve"> y el del </w:t>
+            </w:r>
+            <w:proofErr w:type="spellStart"/>
+            <w:r>
+              <w:rPr>
+                <w:rFonts w:ascii="Arial" w:hAnsi="Arial" w:cs="Arial"/>
+                <w:sz w:val="20"/>
+                <w:szCs w:val="20"/>
+                <w:lang w:eastAsia="es-CL"/>
+              </w:rPr>
+              <w:t>backend</w:t>
+            </w:r>
+            <w:proofErr w:type="spellEnd"/>
+            <w:r>
+              <w:rPr>
+                <w:rFonts w:ascii="Arial" w:hAnsi="Arial" w:cs="Arial"/>
+                <w:sz w:val="20"/>
+                <w:szCs w:val="20"/>
+                <w:lang w:eastAsia="es-CL"/>
+              </w:rPr>
+              <w:t xml:space="preserve"> para alinear el envío de datos. Para el fallo crítico de </w:t>
+            </w:r>
+            <w:proofErr w:type="spellStart"/>
+            <w:r>
+              <w:rPr>
+                <w:rFonts w:ascii="Arial" w:hAnsi="Arial" w:cs="Arial"/>
+                <w:sz w:val="20"/>
+                <w:szCs w:val="20"/>
+                <w:lang w:eastAsia="es-CL"/>
+              </w:rPr>
+              <w:t>MediaPipe</w:t>
+            </w:r>
+            <w:proofErr w:type="spellEnd"/>
+            <w:r>
+              <w:rPr>
+                <w:rFonts w:ascii="Arial" w:hAnsi="Arial" w:cs="Arial"/>
+                <w:sz w:val="20"/>
+                <w:szCs w:val="20"/>
+                <w:lang w:eastAsia="es-CL"/>
+              </w:rPr>
+              <w:t>, realizamos una depuración nativa exhaustiva apoyándonos en herramientas de IA para identificar las dependencias faltantes y estabilizar la APK.</w:t>
+            </w:r>
+          </w:p>
+          <w:p>
+            <w:pPr>
+              <w:jc w:val="both"/>
+              <w:rPr>
+                <w:rFonts w:ascii="Arial" w:hAnsi="Arial" w:cs="Arial"/>
+                <w:sz w:val="20"/>
+                <w:szCs w:val="20"/>
+                <w:lang w:eastAsia="es-CL"/>
+              </w:rPr>
+            </w:pPr>
+            <w:r>
+              <w:rPr>
+                <w:rFonts w:ascii="Arial" w:hAnsi="Arial" w:cs="Arial"/>
+                <w:b/>
+                <w:bCs/>
+                <w:sz w:val="20"/>
+                <w:szCs w:val="20"/>
+                <w:lang w:eastAsia="es-CL"/>
+              </w:rPr>
+              <w:t>Factores que han facilitado el desarrollo:</w:t>
+            </w:r>
+            <w:r>
+              <w:rPr>
+                <w:rFonts w:ascii="Arial" w:hAnsi="Arial" w:cs="Arial"/>
+                <w:sz w:val="20"/>
+                <w:szCs w:val="20"/>
+                <w:lang w:eastAsia="es-CL"/>
+              </w:rPr>
+              <w:t xml:space="preserve"> El principal facilitador ha sido la clara división de roles tecnológicos (</w:t>
+            </w:r>
+            <w:proofErr w:type="spellStart"/>
+            <w:r>
+              <w:rPr>
+                <w:rFonts w:ascii="Arial" w:hAnsi="Arial" w:cs="Arial"/>
+                <w:sz w:val="20"/>
+                <w:szCs w:val="20"/>
+                <w:lang w:eastAsia="es-CL"/>
+              </w:rPr>
+              <w:t>Backend</w:t>
+            </w:r>
+            <w:proofErr w:type="spellEnd"/>
+            <w:r>
+              <w:rPr>
+                <w:rFonts w:ascii="Arial" w:hAnsi="Arial" w:cs="Arial"/>
+                <w:sz w:val="20"/>
+                <w:szCs w:val="20"/>
+                <w:lang w:eastAsia="es-CL"/>
+              </w:rPr>
+              <w:t xml:space="preserve">/IA, </w:t>
+            </w:r>
+            <w:proofErr w:type="spellStart"/>
+            <w:r>
+              <w:rPr>
+                <w:rFonts w:ascii="Arial" w:hAnsi="Arial" w:cs="Arial"/>
+                <w:sz w:val="20"/>
+                <w:szCs w:val="20"/>
+                <w:lang w:eastAsia="es-CL"/>
+              </w:rPr>
+              <w:t>Frontend</w:t>
+            </w:r>
+            <w:proofErr w:type="spellEnd"/>
+            <w:r>
+              <w:rPr>
+                <w:rFonts w:ascii="Arial" w:hAnsi="Arial" w:cs="Arial"/>
+                <w:sz w:val="20"/>
+                <w:szCs w:val="20"/>
+                <w:lang w:eastAsia="es-CL"/>
+              </w:rPr>
+              <w:t xml:space="preserve">, y Visión Computacional) junto con una arquitectura modular. Esto nos permitió aislar los errores; por ejemplo, mientras se solucionaba el </w:t>
+            </w:r>
+            <w:proofErr w:type="spellStart"/>
+            <w:r>
+              <w:rPr>
+                <w:rFonts w:ascii="Arial" w:hAnsi="Arial" w:cs="Arial"/>
+                <w:sz w:val="20"/>
+                <w:szCs w:val="20"/>
+                <w:lang w:eastAsia="es-CL"/>
+              </w:rPr>
+              <w:t>crash</w:t>
+            </w:r>
+            <w:proofErr w:type="spellEnd"/>
+            <w:r>
+              <w:rPr>
+                <w:rFonts w:ascii="Arial" w:hAnsi="Arial" w:cs="Arial"/>
+                <w:sz w:val="20"/>
+                <w:szCs w:val="20"/>
+                <w:lang w:eastAsia="es-CL"/>
+              </w:rPr>
+              <w:t xml:space="preserve"> de la cámara, el resto del equipo pudo seguir avanzando en la conexión del registro y el diseño de la interfaz sin generar bloqueos cruzados.</w:t>
+            </w:r>
+          </w:p>
+          <w:p>
+            <w:pPr>
+              <w:jc w:val="both"/>
+              <w:rPr>
                 <w:rFonts w:ascii="Calibri" w:hAnsi="Calibri" w:cs="Arial"/>
                 <w:i/>
+                <w:iCs/>
                 <w:color w:val="548DD4"/>
                 <w:sz w:val="20"/>
                 <w:szCs w:val="20"/>
@@ -2700,19 +2325,22 @@
     </w:tbl>
     <w:p>
       <w:pPr>
+        <w:spacing w:after="0" w:line="240" w:lineRule="auto"/>
+        <w:jc w:val="both"/>
         <w:rPr>
-          <w:rFonts w:cs="Calibri Light"/>
-          <w:color w:val="595959" w:themeColor="text1" w:themeTint="A6"/>
-          <w:sz w:val="24"/>
-          <w:szCs w:val="24"/>
-          <w:lang w:val="es-ES"/>
+          <w:rFonts w:ascii="Calibri" w:hAnsi="Calibri" w:cs="Arial"/>
+          <w:i/>
+          <w:color w:val="548DD4"/>
+          <w:sz w:val="20"/>
+          <w:szCs w:val="20"/>
+          <w:lang w:eastAsia="es-CL"/>
         </w:rPr>
       </w:pPr>
     </w:p>
     <w:tbl>
       <w:tblPr>
         <w:tblStyle w:val="Tablaconcuadrcula"/>
-        <w:tblpPr w:leftFromText="180" w:rightFromText="180" w:vertAnchor="text" w:horzAnchor="margin" w:tblpX="-572" w:tblpY="107"/>
+        <w:tblpPr w:leftFromText="180" w:rightFromText="180" w:vertAnchor="text" w:horzAnchor="margin" w:tblpXSpec="center" w:tblpY="-106"/>
         <w:tblW w:w="5588" w:type="pct"/>
         <w:tblBorders>
           <w:top w:val="single" w:sz="4" w:space="0" w:color="BFBFBF" w:themeColor="background1" w:themeShade="BF"/>
@@ -2756,119 +2384,6 @@
               <w:lastRenderedPageBreak/>
               <w:t xml:space="preserve">Actividades ajustadas o eliminadas: </w:t>
             </w:r>
-            <w:r>
-              <w:rPr>
-                <w:rFonts w:ascii="Calibri" w:hAnsi="Calibri" w:cs="Arial"/>
-                <w:i/>
-                <w:color w:val="548DD4"/>
-                <w:sz w:val="20"/>
-                <w:szCs w:val="20"/>
-                <w:lang w:eastAsia="es-CL"/>
-              </w:rPr>
-              <w:t>Señalar los ajustes</w:t>
-            </w:r>
-            <w:r>
-              <w:rPr>
-                <w:rFonts w:ascii="Calibri" w:hAnsi="Calibri" w:cs="Arial"/>
-                <w:i/>
-                <w:color w:val="548DD4"/>
-                <w:sz w:val="20"/>
-                <w:szCs w:val="20"/>
-                <w:lang w:eastAsia="es-CL"/>
-              </w:rPr>
-              <w:t xml:space="preserve"> que realizaste a tu plan de trabajo o </w:t>
-            </w:r>
-            <w:r>
-              <w:rPr>
-                <w:rFonts w:ascii="Calibri" w:hAnsi="Calibri" w:cs="Arial"/>
-                <w:i/>
-                <w:color w:val="548DD4"/>
-                <w:sz w:val="20"/>
-                <w:szCs w:val="20"/>
-                <w:lang w:eastAsia="es-CL"/>
-              </w:rPr>
-              <w:t>actividades que</w:t>
-            </w:r>
-            <w:r>
-              <w:rPr>
-                <w:rFonts w:ascii="Calibri" w:hAnsi="Calibri" w:cs="Arial"/>
-                <w:i/>
-                <w:color w:val="548DD4"/>
-                <w:sz w:val="20"/>
-                <w:szCs w:val="20"/>
-                <w:lang w:eastAsia="es-CL"/>
-              </w:rPr>
-              <w:t xml:space="preserve"> eliminaste</w:t>
-            </w:r>
-            <w:r>
-              <w:rPr>
-                <w:rFonts w:ascii="Calibri" w:hAnsi="Calibri" w:cs="Arial"/>
-                <w:i/>
-                <w:color w:val="548DD4"/>
-                <w:sz w:val="20"/>
-                <w:szCs w:val="20"/>
-                <w:lang w:eastAsia="es-CL"/>
-              </w:rPr>
-              <w:t xml:space="preserve"> y</w:t>
-            </w:r>
-            <w:r>
-              <w:rPr>
-                <w:rFonts w:ascii="Calibri" w:hAnsi="Calibri" w:cs="Arial"/>
-                <w:i/>
-                <w:color w:val="548DD4"/>
-                <w:sz w:val="20"/>
-                <w:szCs w:val="20"/>
-                <w:lang w:eastAsia="es-CL"/>
-              </w:rPr>
-              <w:t>,</w:t>
-            </w:r>
-            <w:r>
-              <w:rPr>
-                <w:rFonts w:ascii="Calibri" w:hAnsi="Calibri" w:cs="Arial"/>
-                <w:i/>
-                <w:color w:val="548DD4"/>
-                <w:sz w:val="20"/>
-                <w:szCs w:val="20"/>
-                <w:lang w:eastAsia="es-CL"/>
-              </w:rPr>
-              <w:t xml:space="preserve"> justifica por</w:t>
-            </w:r>
-            <w:r>
-              <w:rPr>
-                <w:rFonts w:ascii="Calibri" w:hAnsi="Calibri" w:cs="Arial"/>
-                <w:i/>
-                <w:color w:val="548DD4"/>
-                <w:sz w:val="20"/>
-                <w:szCs w:val="20"/>
-                <w:lang w:eastAsia="es-CL"/>
-              </w:rPr>
-              <w:t xml:space="preserve"> </w:t>
-            </w:r>
-            <w:r>
-              <w:rPr>
-                <w:rFonts w:ascii="Calibri" w:hAnsi="Calibri" w:cs="Arial"/>
-                <w:i/>
-                <w:color w:val="548DD4"/>
-                <w:sz w:val="20"/>
-                <w:szCs w:val="20"/>
-                <w:lang w:eastAsia="es-CL"/>
-              </w:rPr>
-              <w:t xml:space="preserve">qué lo hiciste. </w:t>
-            </w:r>
-            <w:r>
-              <w:t xml:space="preserve"> </w:t>
-            </w:r>
-            <w:r>
-              <w:rPr>
-                <w:rFonts w:ascii="Calibri" w:hAnsi="Calibri" w:cs="Arial"/>
-                <w:i/>
-                <w:color w:val="548DD4"/>
-                <w:sz w:val="20"/>
-                <w:szCs w:val="20"/>
-                <w:lang w:eastAsia="es-CL"/>
-              </w:rPr>
-              <w:t>En el caso de que tu plan de trabajo no haya requerido ni requiera ajustes, justifica esta decisión a partir de los facilitadores que te han permitido desarrollarlo como fue planeado.</w:t>
-            </w:r>
           </w:p>
           <w:p>
             <w:pPr>
@@ -2885,19 +2400,48 @@
           </w:p>
           <w:p>
             <w:pPr>
+              <w:numPr>
+                <w:ilvl w:val="0"/>
+                <w:numId w:val="2"/>
+              </w:numPr>
               <w:jc w:val="both"/>
               <w:rPr>
-                <w:rFonts w:ascii="Calibri" w:hAnsi="Calibri" w:cs="Arial"/>
-                <w:i/>
-                <w:color w:val="C00000"/>
+                <w:rFonts w:ascii="Arial" w:hAnsi="Arial" w:cs="Arial"/>
+                <w:iCs/>
                 <w:sz w:val="20"/>
                 <w:szCs w:val="20"/>
                 <w:lang w:eastAsia="es-CL"/>
               </w:rPr>
             </w:pPr>
+            <w:r>
+              <w:rPr>
+                <w:rFonts w:ascii="Arial" w:hAnsi="Arial" w:cs="Arial"/>
+                <w:b/>
+                <w:bCs/>
+                <w:iCs/>
+                <w:sz w:val="20"/>
+                <w:szCs w:val="20"/>
+                <w:lang w:eastAsia="es-CL"/>
+              </w:rPr>
+              <w:t>Ampliación del alcance (Nuevas integraciones):</w:t>
+            </w:r>
+            <w:r>
+              <w:rPr>
+                <w:rFonts w:ascii="Arial" w:hAnsi="Arial" w:cs="Arial"/>
+                <w:iCs/>
+                <w:sz w:val="20"/>
+                <w:szCs w:val="20"/>
+                <w:lang w:eastAsia="es-CL"/>
+              </w:rPr>
+              <w:t xml:space="preserve"> Inicialmente, el proyecto no contemplaba la generación de rutinas personalizadas mediante Inteligencia Artificial. Sin embargo, decidimos ajustar el plan para integrar esta funcionalidad (API de Claude), junto con la visualización de videos demostrativos para cada ejercicio. Esto se hizo para entregar una aplicación mucho más completa, robusta y alineada con nuestro objetivo principal de fomentar el aprendizaje totalmente autónomo del usuario.</w:t>
+            </w:r>
           </w:p>
           <w:p>
             <w:pPr>
+              <w:numPr>
+                <w:ilvl w:val="0"/>
+                <w:numId w:val="2"/>
+              </w:numPr>
               <w:jc w:val="both"/>
               <w:rPr>
                 <w:rFonts w:ascii="Calibri" w:hAnsi="Calibri" w:cs="Arial"/>
@@ -2908,95 +2452,224 @@
                 <w:lang w:eastAsia="es-CL"/>
               </w:rPr>
             </w:pPr>
-          </w:p>
-          <w:p>
-            <w:pPr>
-              <w:jc w:val="both"/>
-              <w:rPr>
-                <w:rFonts w:ascii="Calibri" w:hAnsi="Calibri" w:cs="Arial"/>
-                <w:i/>
-                <w:color w:val="548DD4"/>
-                <w:sz w:val="20"/>
-                <w:szCs w:val="20"/>
-                <w:lang w:eastAsia="es-CL"/>
-              </w:rPr>
-            </w:pPr>
-          </w:p>
-          <w:p>
-            <w:pPr>
-              <w:jc w:val="both"/>
-              <w:rPr>
-                <w:rFonts w:ascii="Calibri" w:hAnsi="Calibri" w:cs="Arial"/>
-                <w:i/>
-                <w:color w:val="548DD4"/>
-                <w:sz w:val="20"/>
-                <w:szCs w:val="20"/>
-                <w:lang w:eastAsia="es-CL"/>
-              </w:rPr>
-            </w:pPr>
-          </w:p>
-          <w:p>
-            <w:pPr>
-              <w:jc w:val="both"/>
-              <w:rPr>
-                <w:rFonts w:ascii="Calibri" w:hAnsi="Calibri" w:cs="Arial"/>
-                <w:i/>
-                <w:color w:val="548DD4"/>
-                <w:sz w:val="20"/>
-                <w:szCs w:val="20"/>
-                <w:lang w:eastAsia="es-CL"/>
-              </w:rPr>
-            </w:pPr>
-          </w:p>
-          <w:p>
-            <w:pPr>
-              <w:jc w:val="both"/>
-              <w:rPr>
-                <w:rFonts w:ascii="Calibri" w:hAnsi="Calibri" w:cs="Arial"/>
-                <w:i/>
-                <w:color w:val="548DD4"/>
-                <w:sz w:val="20"/>
-                <w:szCs w:val="20"/>
-                <w:lang w:eastAsia="es-CL"/>
-              </w:rPr>
-            </w:pPr>
+            <w:r>
+              <w:rPr>
+                <w:rFonts w:ascii="Arial" w:hAnsi="Arial" w:cs="Arial"/>
+                <w:b/>
+                <w:bCs/>
+                <w:iCs/>
+                <w:sz w:val="20"/>
+                <w:szCs w:val="20"/>
+                <w:lang w:eastAsia="es-CL"/>
+              </w:rPr>
+              <w:t>Pivoteo arquitectónico en Visión Computacional (</w:t>
+            </w:r>
+            <w:proofErr w:type="spellStart"/>
+            <w:r>
+              <w:rPr>
+                <w:rFonts w:ascii="Arial" w:hAnsi="Arial" w:cs="Arial"/>
+                <w:b/>
+                <w:bCs/>
+                <w:iCs/>
+                <w:sz w:val="20"/>
+                <w:szCs w:val="20"/>
+                <w:lang w:eastAsia="es-CL"/>
+              </w:rPr>
+              <w:t>MediaPipe</w:t>
+            </w:r>
+            <w:proofErr w:type="spellEnd"/>
+            <w:r>
+              <w:rPr>
+                <w:rFonts w:ascii="Arial" w:hAnsi="Arial" w:cs="Arial"/>
+                <w:b/>
+                <w:bCs/>
+                <w:iCs/>
+                <w:sz w:val="20"/>
+                <w:szCs w:val="20"/>
+                <w:lang w:eastAsia="es-CL"/>
+              </w:rPr>
+              <w:t>):</w:t>
+            </w:r>
+            <w:r>
+              <w:rPr>
+                <w:rFonts w:ascii="Arial" w:hAnsi="Arial" w:cs="Arial"/>
+                <w:iCs/>
+                <w:sz w:val="20"/>
+                <w:szCs w:val="20"/>
+                <w:lang w:eastAsia="es-CL"/>
+              </w:rPr>
+              <w:t xml:space="preserve"> Ajustamos drásticamente la forma de abordar el análisis de postura. Originalmente, planeamos ejecutar </w:t>
+            </w:r>
+            <w:proofErr w:type="spellStart"/>
+            <w:r>
+              <w:rPr>
+                <w:rFonts w:ascii="Arial" w:hAnsi="Arial" w:cs="Arial"/>
+                <w:iCs/>
+                <w:sz w:val="20"/>
+                <w:szCs w:val="20"/>
+                <w:lang w:eastAsia="es-CL"/>
+              </w:rPr>
+              <w:t>MediaPipe</w:t>
+            </w:r>
+            <w:proofErr w:type="spellEnd"/>
+            <w:r>
+              <w:rPr>
+                <w:rFonts w:ascii="Arial" w:hAnsi="Arial" w:cs="Arial"/>
+                <w:iCs/>
+                <w:sz w:val="20"/>
+                <w:szCs w:val="20"/>
+                <w:lang w:eastAsia="es-CL"/>
+              </w:rPr>
+              <w:t xml:space="preserve"> como un servicio externo consumido a través de una API con </w:t>
+            </w:r>
+            <w:proofErr w:type="spellStart"/>
+            <w:r>
+              <w:rPr>
+                <w:rFonts w:ascii="Arial" w:hAnsi="Arial" w:cs="Arial"/>
+                <w:iCs/>
+                <w:sz w:val="20"/>
+                <w:szCs w:val="20"/>
+                <w:lang w:eastAsia="es-CL"/>
+              </w:rPr>
+              <w:t>FastAPI</w:t>
+            </w:r>
+            <w:proofErr w:type="spellEnd"/>
+            <w:r>
+              <w:rPr>
+                <w:rFonts w:ascii="Arial" w:hAnsi="Arial" w:cs="Arial"/>
+                <w:iCs/>
+                <w:sz w:val="20"/>
+                <w:szCs w:val="20"/>
+                <w:lang w:eastAsia="es-CL"/>
+              </w:rPr>
+              <w:t xml:space="preserve">. Al evaluar la latencia en tiempo real, intentamos implementarlo de manera nativa directamente en </w:t>
+            </w:r>
+            <w:proofErr w:type="spellStart"/>
+            <w:r>
+              <w:rPr>
+                <w:rFonts w:ascii="Arial" w:hAnsi="Arial" w:cs="Arial"/>
+                <w:iCs/>
+                <w:sz w:val="20"/>
+                <w:szCs w:val="20"/>
+                <w:lang w:eastAsia="es-CL"/>
+              </w:rPr>
+              <w:t>Flutter</w:t>
+            </w:r>
+            <w:proofErr w:type="spellEnd"/>
+            <w:r>
+              <w:rPr>
+                <w:rFonts w:ascii="Arial" w:hAnsi="Arial" w:cs="Arial"/>
+                <w:iCs/>
+                <w:sz w:val="20"/>
+                <w:szCs w:val="20"/>
+                <w:lang w:eastAsia="es-CL"/>
+              </w:rPr>
+              <w:t xml:space="preserve">. Finalmente, el desarrollo nos demostró que para ejecutar </w:t>
+            </w:r>
+            <w:proofErr w:type="spellStart"/>
+            <w:r>
+              <w:rPr>
+                <w:rFonts w:ascii="Arial" w:hAnsi="Arial" w:cs="Arial"/>
+                <w:iCs/>
+                <w:sz w:val="20"/>
+                <w:szCs w:val="20"/>
+                <w:lang w:eastAsia="es-CL"/>
+              </w:rPr>
+              <w:t>MediaPipe</w:t>
+            </w:r>
+            <w:proofErr w:type="spellEnd"/>
+            <w:r>
+              <w:rPr>
+                <w:rFonts w:ascii="Arial" w:hAnsi="Arial" w:cs="Arial"/>
+                <w:iCs/>
+                <w:sz w:val="20"/>
+                <w:szCs w:val="20"/>
+                <w:lang w:eastAsia="es-CL"/>
+              </w:rPr>
+              <w:t xml:space="preserve"> de manera local y eficiente en el celular, debíamos ajustar nuestro plan y trabajar directamente con los lenguajes nativos de cada sistema operativo (</w:t>
+            </w:r>
+            <w:proofErr w:type="spellStart"/>
+            <w:r>
+              <w:rPr>
+                <w:rFonts w:ascii="Arial" w:hAnsi="Arial" w:cs="Arial"/>
+                <w:iCs/>
+                <w:sz w:val="20"/>
+                <w:szCs w:val="20"/>
+                <w:lang w:eastAsia="es-CL"/>
+              </w:rPr>
+              <w:t>Kotlin</w:t>
+            </w:r>
+            <w:proofErr w:type="spellEnd"/>
+            <w:r>
+              <w:rPr>
+                <w:rFonts w:ascii="Arial" w:hAnsi="Arial" w:cs="Arial"/>
+                <w:iCs/>
+                <w:sz w:val="20"/>
+                <w:szCs w:val="20"/>
+                <w:lang w:eastAsia="es-CL"/>
+              </w:rPr>
+              <w:t xml:space="preserve"> para Android y Swift para iOS). Este descubrimiento nos obligó a reformular las tareas de este módulo para enfocarnos en la integración mediante canales de comunicación nativos (</w:t>
+            </w:r>
+            <w:proofErr w:type="spellStart"/>
+            <w:r>
+              <w:rPr>
+                <w:rFonts w:ascii="Arial" w:hAnsi="Arial" w:cs="Arial"/>
+                <w:iCs/>
+                <w:sz w:val="20"/>
+                <w:szCs w:val="20"/>
+                <w:lang w:eastAsia="es-CL"/>
+              </w:rPr>
+              <w:t>Platform</w:t>
+            </w:r>
+            <w:proofErr w:type="spellEnd"/>
+            <w:r>
+              <w:rPr>
+                <w:rFonts w:ascii="Arial" w:hAnsi="Arial" w:cs="Arial"/>
+                <w:iCs/>
+                <w:sz w:val="20"/>
+                <w:szCs w:val="20"/>
+                <w:lang w:eastAsia="es-CL"/>
+              </w:rPr>
+              <w:t xml:space="preserve"> Channels) desde </w:t>
+            </w:r>
+            <w:proofErr w:type="spellStart"/>
+            <w:r>
+              <w:rPr>
+                <w:rFonts w:ascii="Arial" w:hAnsi="Arial" w:cs="Arial"/>
+                <w:iCs/>
+                <w:sz w:val="20"/>
+                <w:szCs w:val="20"/>
+                <w:lang w:eastAsia="es-CL"/>
+              </w:rPr>
+              <w:t>Flutter</w:t>
+            </w:r>
+            <w:proofErr w:type="spellEnd"/>
+            <w:r>
+              <w:rPr>
+                <w:rFonts w:ascii="Arial" w:hAnsi="Arial" w:cs="Arial"/>
+                <w:iCs/>
+                <w:sz w:val="20"/>
+                <w:szCs w:val="20"/>
+                <w:lang w:eastAsia="es-CL"/>
+              </w:rPr>
+              <w:t>.</w:t>
+            </w:r>
           </w:p>
         </w:tc>
       </w:tr>
     </w:tbl>
     <w:p>
       <w:pPr>
-        <w:spacing w:after="0" w:line="240" w:lineRule="auto"/>
-        <w:jc w:val="both"/>
         <w:rPr>
-          <w:rFonts w:ascii="Calibri" w:hAnsi="Calibri" w:cs="Arial"/>
-          <w:i/>
-          <w:color w:val="548DD4"/>
-          <w:sz w:val="20"/>
-          <w:szCs w:val="20"/>
-          <w:lang w:eastAsia="es-CL"/>
-        </w:rPr>
-      </w:pPr>
-    </w:p>
-    <w:p>
-      <w:pPr>
-        <w:spacing w:after="0" w:line="240" w:lineRule="auto"/>
-        <w:jc w:val="both"/>
-        <w:rPr>
-          <w:rFonts w:ascii="Calibri" w:hAnsi="Calibri" w:cs="Arial"/>
-          <w:i/>
-          <w:color w:val="548DD4"/>
-          <w:sz w:val="20"/>
-          <w:szCs w:val="20"/>
-          <w:lang w:eastAsia="es-CL"/>
+          <w:lang w:val="es-ES"/>
         </w:rPr>
       </w:pPr>
     </w:p>
     <w:tbl>
       <w:tblPr>
         <w:tblStyle w:val="Tablaconcuadrcula"/>
-        <w:tblW w:w="5591" w:type="pct"/>
-        <w:tblInd w:w="-572" w:type="dxa"/>
+        <w:tblpPr w:leftFromText="141" w:rightFromText="141" w:vertAnchor="text" w:horzAnchor="margin" w:tblpXSpec="center" w:tblpY="86"/>
+        <w:tblW w:w="5503" w:type="pct"/>
         <w:tblBorders>
           <w:top w:val="single" w:sz="4" w:space="0" w:color="BFBFBF" w:themeColor="background1" w:themeShade="BF"/>
           <w:left w:val="single" w:sz="4" w:space="0" w:color="BFBFBF" w:themeColor="background1" w:themeShade="BF"/>
@@ -3008,11 +2681,11 @@
         <w:tblLook w:val="04A0" w:firstRow="1" w:lastRow="0" w:firstColumn="1" w:lastColumn="0" w:noHBand="0" w:noVBand="1"/>
       </w:tblPr>
       <w:tblGrid>
-        <w:gridCol w:w="9498"/>
+        <w:gridCol w:w="9348"/>
       </w:tblGrid>
       <w:tr>
         <w:trPr>
-          <w:trHeight w:val="1966"/>
+          <w:trHeight w:val="4051"/>
         </w:trPr>
         <w:tc>
           <w:tcPr>
@@ -3031,12 +2704,21 @@
                 <w:lang w:eastAsia="es-CL"/>
               </w:rPr>
             </w:pPr>
+            <w:proofErr w:type="spellStart"/>
             <w:r>
               <w:rPr>
                 <w:rFonts w:ascii="Calibri" w:hAnsi="Calibri"/>
                 <w:color w:val="1F3864" w:themeColor="accent1" w:themeShade="80"/>
               </w:rPr>
-              <w:t>Actividades que no has iniciado o están retrasadas:</w:t>
+              <w:t>Actvidades</w:t>
+            </w:r>
+            <w:proofErr w:type="spellEnd"/>
+            <w:r>
+              <w:rPr>
+                <w:rFonts w:ascii="Calibri" w:hAnsi="Calibri"/>
+                <w:color w:val="1F3864" w:themeColor="accent1" w:themeShade="80"/>
+              </w:rPr>
+              <w:t xml:space="preserve"> que no has iniciado o están retrasadas:</w:t>
             </w:r>
             <w:r>
               <w:rPr>
@@ -3049,153 +2731,177 @@
               </w:rPr>
               <w:t xml:space="preserve"> </w:t>
             </w:r>
-            <w:r>
-              <w:rPr>
-                <w:rFonts w:ascii="Calibri" w:hAnsi="Calibri" w:cs="Arial"/>
-                <w:i/>
-                <w:color w:val="548DD4"/>
-                <w:sz w:val="20"/>
-                <w:szCs w:val="20"/>
-                <w:lang w:eastAsia="es-CL"/>
-              </w:rPr>
-              <w:t>En caso</w:t>
-            </w:r>
-            <w:r>
-              <w:rPr>
-                <w:rFonts w:ascii="Calibri" w:hAnsi="Calibri" w:cs="Arial"/>
-                <w:i/>
-                <w:color w:val="548DD4"/>
-                <w:sz w:val="20"/>
-                <w:szCs w:val="20"/>
-                <w:lang w:eastAsia="es-CL"/>
-              </w:rPr>
-              <w:t xml:space="preserve"> de</w:t>
-            </w:r>
-            <w:r>
-              <w:rPr>
-                <w:rFonts w:ascii="Calibri" w:hAnsi="Calibri" w:cs="Arial"/>
-                <w:i/>
-                <w:color w:val="548DD4"/>
-                <w:sz w:val="20"/>
-                <w:szCs w:val="20"/>
-                <w:lang w:eastAsia="es-CL"/>
-              </w:rPr>
-              <w:t xml:space="preserve"> que </w:t>
-            </w:r>
-            <w:r>
-              <w:rPr>
-                <w:rFonts w:ascii="Calibri" w:hAnsi="Calibri" w:cs="Arial"/>
+          </w:p>
+          <w:p>
+            <w:pPr>
+              <w:jc w:val="both"/>
+              <w:rPr>
+                <w:rFonts w:ascii="Arial" w:hAnsi="Arial" w:cs="Arial"/>
+                <w:iCs/>
+                <w:sz w:val="20"/>
+                <w:szCs w:val="20"/>
+                <w:lang w:eastAsia="es-CL"/>
+              </w:rPr>
+            </w:pPr>
+            <w:r>
+              <w:rPr>
+                <w:rFonts w:ascii="Arial" w:hAnsi="Arial" w:cs="Arial"/>
+                <w:iCs/>
+                <w:sz w:val="20"/>
+                <w:szCs w:val="20"/>
+                <w:lang w:eastAsia="es-CL"/>
+              </w:rPr>
+              <w:t>De acuerdo con nuestra planificación inicial, las siguientes actividades se encuentran con retraso o en fase de pruebas incompletas:</w:t>
+            </w:r>
+          </w:p>
+          <w:p>
+            <w:pPr>
+              <w:numPr>
+                <w:ilvl w:val="0"/>
+                <w:numId w:val="3"/>
+              </w:numPr>
+              <w:jc w:val="both"/>
+              <w:rPr>
+                <w:rFonts w:ascii="Arial" w:hAnsi="Arial" w:cs="Arial"/>
+                <w:iCs/>
+                <w:sz w:val="20"/>
+                <w:szCs w:val="20"/>
+                <w:lang w:eastAsia="es-CL"/>
+              </w:rPr>
+            </w:pPr>
+            <w:r>
+              <w:rPr>
+                <w:rFonts w:ascii="Arial" w:hAnsi="Arial" w:cs="Arial"/>
                 <w:b/>
-                <w:i/>
-                <w:color w:val="548DD4"/>
-                <w:sz w:val="20"/>
-                <w:szCs w:val="20"/>
-                <w:lang w:eastAsia="es-CL"/>
-              </w:rPr>
-              <w:t>no ha</w:t>
-            </w:r>
-            <w:r>
-              <w:rPr>
-                <w:rFonts w:ascii="Calibri" w:hAnsi="Calibri" w:cs="Arial"/>
+                <w:bCs/>
+                <w:iCs/>
+                <w:sz w:val="20"/>
+                <w:szCs w:val="20"/>
+                <w:lang w:eastAsia="es-CL"/>
+              </w:rPr>
+              <w:t>Validaciones de Autenticación y Registro:</w:t>
+            </w:r>
+            <w:r>
+              <w:rPr>
+                <w:rFonts w:ascii="Arial" w:hAnsi="Arial" w:cs="Arial"/>
+                <w:iCs/>
+                <w:sz w:val="20"/>
+                <w:szCs w:val="20"/>
+                <w:lang w:eastAsia="es-CL"/>
+              </w:rPr>
+              <w:t xml:space="preserve"> Actualmente, la base de datos no está filtrando duplicados, lo que permite registrar múltiples usuarios con el mismo correo electrónico. Asimismo, el flujo de inicio de sesión (Login) aún presenta inestabilidades y no funciona de manera fluida.</w:t>
+            </w:r>
+          </w:p>
+          <w:p>
+            <w:pPr>
+              <w:numPr>
+                <w:ilvl w:val="0"/>
+                <w:numId w:val="3"/>
+              </w:numPr>
+              <w:jc w:val="both"/>
+              <w:rPr>
+                <w:rFonts w:ascii="Arial" w:hAnsi="Arial" w:cs="Arial"/>
+                <w:iCs/>
+                <w:sz w:val="20"/>
+                <w:szCs w:val="20"/>
+                <w:lang w:eastAsia="es-CL"/>
+              </w:rPr>
+            </w:pPr>
+            <w:proofErr w:type="spellStart"/>
+            <w:r>
+              <w:rPr>
+                <w:rFonts w:ascii="Arial" w:hAnsi="Arial" w:cs="Arial"/>
                 <w:b/>
-                <w:i/>
-                <w:color w:val="548DD4"/>
-                <w:sz w:val="20"/>
-                <w:szCs w:val="20"/>
-                <w:lang w:eastAsia="es-CL"/>
-              </w:rPr>
-              <w:t>yas</w:t>
-            </w:r>
-            <w:r>
-              <w:rPr>
-                <w:rFonts w:ascii="Calibri" w:hAnsi="Calibri" w:cs="Arial"/>
+                <w:bCs/>
+                <w:iCs/>
+                <w:sz w:val="20"/>
+                <w:szCs w:val="20"/>
+                <w:lang w:eastAsia="es-CL"/>
+              </w:rPr>
+              <w:t>Dashboard</w:t>
+            </w:r>
+            <w:proofErr w:type="spellEnd"/>
+            <w:r>
+              <w:rPr>
+                <w:rFonts w:ascii="Arial" w:hAnsi="Arial" w:cs="Arial"/>
                 <w:b/>
-                <w:i/>
-                <w:color w:val="548DD4"/>
-                <w:sz w:val="20"/>
-                <w:szCs w:val="20"/>
-                <w:lang w:eastAsia="es-CL"/>
-              </w:rPr>
-              <w:t xml:space="preserve"> iniciado actividades o est</w:t>
-            </w:r>
-            <w:r>
-              <w:rPr>
-                <w:rFonts w:ascii="Calibri" w:hAnsi="Calibri" w:cs="Arial"/>
+                <w:bCs/>
+                <w:iCs/>
+                <w:sz w:val="20"/>
+                <w:szCs w:val="20"/>
+                <w:lang w:eastAsia="es-CL"/>
+              </w:rPr>
+              <w:t xml:space="preserve"> Principal (Home):</w:t>
+            </w:r>
+            <w:r>
+              <w:rPr>
+                <w:rFonts w:ascii="Arial" w:hAnsi="Arial" w:cs="Arial"/>
+                <w:iCs/>
+                <w:sz w:val="20"/>
+                <w:szCs w:val="20"/>
+                <w:lang w:eastAsia="es-CL"/>
+              </w:rPr>
+              <w:t xml:space="preserve"> La consolidación visual y la integración total de datos en el panel principal del usuario (</w:t>
+            </w:r>
+            <w:proofErr w:type="spellStart"/>
+            <w:r>
+              <w:rPr>
+                <w:rFonts w:ascii="Arial" w:hAnsi="Arial" w:cs="Arial"/>
+                <w:iCs/>
+                <w:sz w:val="20"/>
+                <w:szCs w:val="20"/>
+                <w:lang w:eastAsia="es-CL"/>
+              </w:rPr>
+              <w:t>Dashboard</w:t>
+            </w:r>
+            <w:proofErr w:type="spellEnd"/>
+            <w:r>
+              <w:rPr>
+                <w:rFonts w:ascii="Arial" w:hAnsi="Arial" w:cs="Arial"/>
+                <w:iCs/>
+                <w:sz w:val="20"/>
+                <w:szCs w:val="20"/>
+                <w:lang w:eastAsia="es-CL"/>
+              </w:rPr>
+              <w:t>) se encuentra retrasada.</w:t>
+            </w:r>
+          </w:p>
+          <w:p>
+            <w:pPr>
+              <w:numPr>
+                <w:ilvl w:val="0"/>
+                <w:numId w:val="3"/>
+              </w:numPr>
+              <w:jc w:val="both"/>
+              <w:rPr>
+                <w:rFonts w:ascii="Arial" w:hAnsi="Arial" w:cs="Arial"/>
+                <w:iCs/>
+                <w:sz w:val="20"/>
+                <w:szCs w:val="20"/>
+                <w:lang w:eastAsia="es-CL"/>
+              </w:rPr>
+            </w:pPr>
+            <w:r>
+              <w:rPr>
+                <w:rFonts w:ascii="Arial" w:hAnsi="Arial" w:cs="Arial"/>
                 <w:b/>
-                <w:i/>
-                <w:color w:val="548DD4"/>
-                <w:sz w:val="20"/>
-                <w:szCs w:val="20"/>
-                <w:lang w:eastAsia="es-CL"/>
-              </w:rPr>
-              <w:t>é</w:t>
-            </w:r>
-            <w:r>
-              <w:rPr>
-                <w:rFonts w:ascii="Calibri" w:hAnsi="Calibri" w:cs="Arial"/>
-                <w:b/>
-                <w:i/>
-                <w:color w:val="548DD4"/>
-                <w:sz w:val="20"/>
-                <w:szCs w:val="20"/>
-                <w:lang w:eastAsia="es-CL"/>
-              </w:rPr>
-              <w:t>n retrasadas</w:t>
-            </w:r>
-            <w:r>
-              <w:rPr>
-                <w:rFonts w:ascii="Calibri" w:hAnsi="Calibri" w:cs="Arial"/>
-                <w:i/>
-                <w:color w:val="548DD4"/>
-                <w:sz w:val="20"/>
-                <w:szCs w:val="20"/>
-                <w:lang w:eastAsia="es-CL"/>
-              </w:rPr>
-              <w:t xml:space="preserve"> de acuerdo a tu planificación</w:t>
-            </w:r>
-            <w:r>
-              <w:rPr>
-                <w:rFonts w:ascii="Calibri" w:hAnsi="Calibri" w:cs="Arial"/>
-                <w:i/>
-                <w:color w:val="548DD4"/>
-                <w:sz w:val="20"/>
-                <w:szCs w:val="20"/>
-                <w:lang w:eastAsia="es-CL"/>
-              </w:rPr>
-              <w:t>,</w:t>
-            </w:r>
-            <w:r>
-              <w:rPr>
-                <w:rFonts w:ascii="Calibri" w:hAnsi="Calibri" w:cs="Arial"/>
-                <w:i/>
-                <w:color w:val="548DD4"/>
-                <w:sz w:val="20"/>
-                <w:szCs w:val="20"/>
-                <w:lang w:eastAsia="es-CL"/>
-              </w:rPr>
-              <w:t xml:space="preserve"> señala los motivos por lo</w:t>
-            </w:r>
-            <w:r>
-              <w:rPr>
-                <w:rFonts w:ascii="Calibri" w:hAnsi="Calibri" w:cs="Arial"/>
-                <w:i/>
-                <w:color w:val="548DD4"/>
-                <w:sz w:val="20"/>
-                <w:szCs w:val="20"/>
-                <w:lang w:eastAsia="es-CL"/>
-              </w:rPr>
-              <w:t>s</w:t>
-            </w:r>
-            <w:r>
-              <w:rPr>
-                <w:rFonts w:ascii="Calibri" w:hAnsi="Calibri" w:cs="Arial"/>
-                <w:i/>
-                <w:color w:val="548DD4"/>
-                <w:sz w:val="20"/>
-                <w:szCs w:val="20"/>
-                <w:lang w:eastAsia="es-CL"/>
-              </w:rPr>
-              <w:t xml:space="preserve"> que no has podido cumplir dichos plazos y qué estrategias utilizarás para avanzar en dichas actividades y no afectar tu proyecto APT. </w:t>
+                <w:bCs/>
+                <w:iCs/>
+                <w:sz w:val="20"/>
+                <w:szCs w:val="20"/>
+                <w:lang w:eastAsia="es-CL"/>
+              </w:rPr>
+              <w:t>Manejo de Excepciones y Depuración General:</w:t>
+            </w:r>
+            <w:r>
+              <w:rPr>
+                <w:rFonts w:ascii="Arial" w:hAnsi="Arial" w:cs="Arial"/>
+                <w:iCs/>
+                <w:sz w:val="20"/>
+                <w:szCs w:val="20"/>
+                <w:lang w:eastAsia="es-CL"/>
+              </w:rPr>
+              <w:t xml:space="preserve"> El tratamiento y control de errores secundarios (bugs) que van surgiendo durante la navegación de la aplicación aún no se ha implementado en su totalidad.</w:t>
             </w:r>
           </w:p>
           <w:p>
@@ -3223,10 +2929,7 @@
                 <w:lang w:eastAsia="es-CL"/>
               </w:rPr>
             </w:pPr>
-          </w:p>
-          <w:p>
-            <w:pPr>
-              <w:jc w:val="both"/>
+            <w:r>
               <w:rPr>
                 <w:rFonts w:ascii="Calibri" w:hAnsi="Calibri" w:cs="Arial"/>
                 <w:i/>
@@ -3235,59 +2938,8 @@
                 <w:szCs w:val="20"/>
                 <w:lang w:eastAsia="es-CL"/>
               </w:rPr>
-            </w:pPr>
-          </w:p>
-          <w:p>
-            <w:pPr>
-              <w:jc w:val="both"/>
-              <w:rPr>
-                <w:rFonts w:ascii="Calibri" w:hAnsi="Calibri" w:cs="Arial"/>
-                <w:i/>
-                <w:color w:val="548DD4"/>
-                <w:sz w:val="20"/>
-                <w:szCs w:val="20"/>
-                <w:lang w:eastAsia="es-CL"/>
-              </w:rPr>
-            </w:pPr>
-          </w:p>
-          <w:p>
-            <w:pPr>
-              <w:jc w:val="both"/>
-              <w:rPr>
-                <w:rFonts w:ascii="Calibri" w:hAnsi="Calibri" w:cs="Arial"/>
-                <w:i/>
-                <w:color w:val="548DD4"/>
-                <w:sz w:val="20"/>
-                <w:szCs w:val="20"/>
-                <w:lang w:eastAsia="es-CL"/>
-              </w:rPr>
-            </w:pPr>
-          </w:p>
-          <w:p>
-            <w:pPr>
-              <w:jc w:val="both"/>
-              <w:rPr>
-                <w:rFonts w:ascii="Calibri" w:hAnsi="Calibri" w:cs="Arial"/>
-                <w:i/>
-                <w:color w:val="548DD4"/>
-                <w:sz w:val="20"/>
-                <w:szCs w:val="20"/>
-                <w:lang w:eastAsia="es-CL"/>
-              </w:rPr>
-            </w:pPr>
-          </w:p>
-          <w:p>
-            <w:pPr>
-              <w:jc w:val="both"/>
-              <w:rPr>
-                <w:rFonts w:ascii="Calibri" w:hAnsi="Calibri" w:cs="Arial"/>
-                <w:i/>
-                <w:color w:val="548DD4"/>
-                <w:sz w:val="20"/>
-                <w:szCs w:val="20"/>
-                <w:lang w:eastAsia="es-CL"/>
-              </w:rPr>
-            </w:pPr>
+              <w:t xml:space="preserve">                 </w:t>
+            </w:r>
           </w:p>
         </w:tc>
       </w:tr>
@@ -3299,8 +2951,29 @@
         </w:rPr>
       </w:pPr>
     </w:p>
+    <w:p>
+      <w:pPr>
+        <w:rPr>
+          <w:lang w:val="es-ES"/>
+        </w:rPr>
+      </w:pPr>
+    </w:p>
+    <w:p>
+      <w:pPr>
+        <w:rPr>
+          <w:lang w:val="es-ES"/>
+        </w:rPr>
+      </w:pPr>
+    </w:p>
+    <w:p>
+      <w:pPr>
+        <w:rPr>
+          <w:lang w:val="es-ES"/>
+        </w:rPr>
+      </w:pPr>
+    </w:p>
     <w:sectPr>
-      <w:headerReference w:type="default" r:id="rId10"/>
+      <w:headerReference w:type="default" r:id="rId11"/>
       <w:pgSz w:w="11906" w:h="16838"/>
       <w:pgMar w:top="1417" w:right="1701" w:bottom="1417" w:left="1701" w:header="708" w:footer="708" w:gutter="0"/>
       <w:cols w:space="708"/>
@@ -3311,7 +2984,7 @@
 </file>
 
 <file path=word/endnotes.xml><?xml version="1.0" encoding="utf-8"?>
-<w:endnotes xmlns:wpc="http://schemas.microsoft.com/office/word/2010/wordprocessingCanvas" xmlns:cx="http://schemas.microsoft.com/office/drawing/2014/chartex" xmlns:mc="http://schemas.openxmlformats.org/markup-compatibility/2006" xmlns:o="urn:schemas-microsoft-com:office:office" xmlns:r="http://schemas.openxmlformats.org/officeDocument/2006/relationships" xmlns:m="http://schemas.openxmlformats.org/officeDocument/2006/math" xmlns:v="urn:schemas-microsoft-com:vml" xmlns:wp14="http://schemas.microsoft.com/office/word/2010/wordprocessingDrawing" xmlns:wp="http://schemas.openxmlformats.org/drawingml/2006/wordprocessingDrawing" xmlns:w10="urn:schemas-microsoft-com:office:word" xmlns:w="http://schemas.openxmlformats.org/wordprocessingml/2006/main" xmlns:w14="http://schemas.microsoft.com/office/word/2010/wordml" xmlns:w15="http://schemas.microsoft.com/office/word/2012/wordml" xmlns:w16se="http://schemas.microsoft.com/office/word/2015/wordml/symex" xmlns:wpg="http://schemas.microsoft.com/office/word/2010/wordprocessingGroup" xmlns:wpi="http://schemas.microsoft.com/office/word/2010/wordprocessingInk" xmlns:wne="http://schemas.microsoft.com/office/word/2006/wordml" xmlns:wps="http://schemas.microsoft.com/office/word/2010/wordprocessingShape" mc:Ignorable="w14 w15 w16se wp14">
+<w:endnotes xmlns:wpc="http://schemas.microsoft.com/office/word/2010/wordprocessingCanvas" xmlns:cx="http://schemas.microsoft.com/office/drawing/2014/chartex" xmlns:cx1="http://schemas.microsoft.com/office/drawing/2015/9/8/chartex" xmlns:cx2="http://schemas.microsoft.com/office/drawing/2015/10/21/chartex" xmlns:cx3="http://schemas.microsoft.com/office/drawing/2016/5/9/chartex" xmlns:cx4="http://schemas.microsoft.com/office/drawing/2016/5/10/chartex" xmlns:cx5="http://schemas.microsoft.com/office/drawing/2016/5/11/chartex" xmlns:cx6="http://schemas.microsoft.com/office/drawing/2016/5/12/chartex" xmlns:cx7="http://schemas.microsoft.com/office/drawing/2016/5/13/chartex" xmlns:cx8="http://schemas.microsoft.com/office/drawing/2016/5/14/chartex" xmlns:mc="http://schemas.openxmlformats.org/markup-compatibility/2006" xmlns:aink="http://schemas.microsoft.com/office/drawing/2016/ink" xmlns:am3d="http://schemas.microsoft.com/office/drawing/2017/model3d" xmlns:o="urn:schemas-microsoft-com:office:office" xmlns:oel="http://schemas.microsoft.com/office/2019/extlst" xmlns:r="http://schemas.openxmlformats.org/officeDocument/2006/relationships" xmlns:m="http://schemas.openxmlformats.org/officeDocument/2006/math" xmlns:v="urn:schemas-microsoft-com:vml" xmlns:wp14="http://schemas.microsoft.com/office/word/2010/wordprocessingDrawing" xmlns:wp="http://schemas.openxmlformats.org/drawingml/2006/wordprocessingDrawing" xmlns:w10="urn:schemas-microsoft-com:office:word" xmlns:w="http://schemas.openxmlformats.org/wordprocessingml/2006/main" xmlns:w14="http://schemas.microsoft.com/office/word/2010/wordml" xmlns:w15="http://schemas.microsoft.com/office/word/2012/wordml" xmlns:w16cex="http://schemas.microsoft.com/office/word/2018/wordml/cex" xmlns:w16cid="http://schemas.microsoft.com/office/word/2016/wordml/cid" xmlns:w16="http://schemas.microsoft.com/office/word/2018/wordml" xmlns:w16du="http://schemas.microsoft.com/office/word/2023/wordml/word16du" xmlns:w16sdtdh="http://schemas.microsoft.com/office/word/2020/wordml/sdtdatahash" xmlns:w16sdtfl="http://schemas.microsoft.com/office/word/2024/wordml/sdtformatlock" xmlns:w16se="http://schemas.microsoft.com/office/word/2015/wordml/symex" xmlns:wpg="http://schemas.microsoft.com/office/word/2010/wordprocessingGroup" xmlns:wpi="http://schemas.microsoft.com/office/word/2010/wordprocessingInk" xmlns:wne="http://schemas.microsoft.com/office/word/2006/wordml" xmlns:wps="http://schemas.microsoft.com/office/word/2010/wordprocessingShape" mc:Ignorable="w14 w15 w16se w16cid w16 w16cex w16sdtdh w16sdtfl w16du wp14">
   <w:endnote w:type="separator" w:id="-1">
     <w:p>
       <w:pPr>
@@ -3336,7 +3009,7 @@
 </file>
 
 <file path=word/footnotes.xml><?xml version="1.0" encoding="utf-8"?>
-<w:footnotes xmlns:wpc="http://schemas.microsoft.com/office/word/2010/wordprocessingCanvas" xmlns:cx="http://schemas.microsoft.com/office/drawing/2014/chartex" xmlns:mc="http://schemas.openxmlformats.org/markup-compatibility/2006" xmlns:o="urn:schemas-microsoft-com:office:office" xmlns:r="http://schemas.openxmlformats.org/officeDocument/2006/relationships" xmlns:m="http://schemas.openxmlformats.org/officeDocument/2006/math" xmlns:v="urn:schemas-microsoft-com:vml" xmlns:wp14="http://schemas.microsoft.com/office/word/2010/wordprocessingDrawing" xmlns:wp="http://schemas.openxmlformats.org/drawingml/2006/wordprocessingDrawing" xmlns:w10="urn:schemas-microsoft-com:office:word" xmlns:w="http://schemas.openxmlformats.org/wordprocessingml/2006/main" xmlns:w14="http://schemas.microsoft.com/office/word/2010/wordml" xmlns:w15="http://schemas.microsoft.com/office/word/2012/wordml" xmlns:w16se="http://schemas.microsoft.com/office/word/2015/wordml/symex" xmlns:wpg="http://schemas.microsoft.com/office/word/2010/wordprocessingGroup" xmlns:wpi="http://schemas.microsoft.com/office/word/2010/wordprocessingInk" xmlns:wne="http://schemas.microsoft.com/office/word/2006/wordml" xmlns:wps="http://schemas.microsoft.com/office/word/2010/wordprocessingShape" mc:Ignorable="w14 w15 w16se wp14">
+<w:footnotes xmlns:wpc="http://schemas.microsoft.com/office/word/2010/wordprocessingCanvas" xmlns:cx="http://schemas.microsoft.com/office/drawing/2014/chartex" xmlns:cx1="http://schemas.microsoft.com/office/drawing/2015/9/8/chartex" xmlns:cx2="http://schemas.microsoft.com/office/drawing/2015/10/21/chartex" xmlns:cx3="http://schemas.microsoft.com/office/drawing/2016/5/9/chartex" xmlns:cx4="http://schemas.microsoft.com/office/drawing/2016/5/10/chartex" xmlns:cx5="http://schemas.microsoft.com/office/drawing/2016/5/11/chartex" xmlns:cx6="http://schemas.microsoft.com/office/drawing/2016/5/12/chartex" xmlns:cx7="http://schemas.microsoft.com/office/drawing/2016/5/13/chartex" xmlns:cx8="http://schemas.microsoft.com/office/drawing/2016/5/14/chartex" xmlns:mc="http://schemas.openxmlformats.org/markup-compatibility/2006" xmlns:aink="http://schemas.microsoft.com/office/drawing/2016/ink" xmlns:am3d="http://schemas.microsoft.com/office/drawing/2017/model3d" xmlns:o="urn:schemas-microsoft-com:office:office" xmlns:oel="http://schemas.microsoft.com/office/2019/extlst" xmlns:r="http://schemas.openxmlformats.org/officeDocument/2006/relationships" xmlns:m="http://schemas.openxmlformats.org/officeDocument/2006/math" xmlns:v="urn:schemas-microsoft-com:vml" xmlns:wp14="http://schemas.microsoft.com/office/word/2010/wordprocessingDrawing" xmlns:wp="http://schemas.openxmlformats.org/drawingml/2006/wordprocessingDrawing" xmlns:w10="urn:schemas-microsoft-com:office:word" xmlns:w="http://schemas.openxmlformats.org/wordprocessingml/2006/main" xmlns:w14="http://schemas.microsoft.com/office/word/2010/wordml" xmlns:w15="http://schemas.microsoft.com/office/word/2012/wordml" xmlns:w16cex="http://schemas.microsoft.com/office/word/2018/wordml/cex" xmlns:w16cid="http://schemas.microsoft.com/office/word/2016/wordml/cid" xmlns:w16="http://schemas.microsoft.com/office/word/2018/wordml" xmlns:w16du="http://schemas.microsoft.com/office/word/2023/wordml/word16du" xmlns:w16sdtdh="http://schemas.microsoft.com/office/word/2020/wordml/sdtdatahash" xmlns:w16sdtfl="http://schemas.microsoft.com/office/word/2024/wordml/sdtformatlock" xmlns:w16se="http://schemas.microsoft.com/office/word/2015/wordml/symex" xmlns:wpg="http://schemas.microsoft.com/office/word/2010/wordprocessingGroup" xmlns:wpi="http://schemas.microsoft.com/office/word/2010/wordprocessingInk" xmlns:wne="http://schemas.microsoft.com/office/word/2006/wordml" xmlns:wps="http://schemas.microsoft.com/office/word/2010/wordprocessingShape" mc:Ignorable="w14 w15 w16se w16cid w16 w16cex w16sdtdh w16sdtfl w16du wp14">
   <w:footnote w:type="separator" w:id="-1">
     <w:p>
       <w:pPr>
@@ -3357,69 +3030,11 @@
       </w:r>
     </w:p>
   </w:footnote>
-  <w:footnote w:id="1">
-    <w:p>
-      <w:pPr>
-        <w:pStyle w:val="Textonotapie"/>
-        <w:rPr>
-          <w:color w:val="595959" w:themeColor="text1" w:themeTint="A6"/>
-        </w:rPr>
-      </w:pPr>
-      <w:r>
-        <w:rPr>
-          <w:rStyle w:val="Refdenotaalpie"/>
-          <w:color w:val="595959" w:themeColor="text1" w:themeTint="A6"/>
-        </w:rPr>
-        <w:footnoteRef/>
-      </w:r>
-      <w:r>
-        <w:rPr>
-          <w:color w:val="595959" w:themeColor="text1" w:themeTint="A6"/>
-        </w:rPr>
-        <w:t xml:space="preserve"> </w:t>
-      </w:r>
-      <w:r>
-        <w:rPr>
-          <w:color w:val="595959" w:themeColor="text1" w:themeTint="A6"/>
-          <w:lang w:val="es-CL"/>
-        </w:rPr>
-        <w:t>En caso de que el Proyecto APT sea grupal,</w:t>
-      </w:r>
-      <w:r>
-        <w:rPr>
-          <w:color w:val="595959" w:themeColor="text1" w:themeTint="A6"/>
-          <w:lang w:val="es-CL"/>
-        </w:rPr>
-        <w:t xml:space="preserve"> en</w:t>
-      </w:r>
-      <w:r>
-        <w:rPr>
-          <w:color w:val="595959" w:themeColor="text1" w:themeTint="A6"/>
-          <w:lang w:val="es-CL"/>
-        </w:rPr>
-        <w:t xml:space="preserve"> esta columna </w:t>
-      </w:r>
-      <w:r>
-        <w:rPr>
-          <w:color w:val="595959" w:themeColor="text1" w:themeTint="A6"/>
-          <w:lang w:val="es-CL"/>
-        </w:rPr>
-        <w:t xml:space="preserve">deben </w:t>
-      </w:r>
-      <w:r>
-        <w:rPr>
-          <w:color w:val="595959" w:themeColor="text1" w:themeTint="A6"/>
-          <w:lang w:val="es-CL"/>
-        </w:rPr>
-        <w:t>indicar el nombre de los responsables de cada tarea o actividad. Esto posteriormente permitirá diferenciar la evaluación por cada integrante.</w:t>
-      </w:r>
-    </w:p>
-  </w:footnote>
 </w:footnotes>
 </file>
 
 <file path=word/header1.xml><?xml version="1.0" encoding="utf-8"?>
-<w:hdr xmlns:wpc="http://schemas.microsoft.com/office/word/2010/wordprocessingCanvas" xmlns:cx="http://schemas.microsoft.com/office/drawing/2014/chartex" xmlns:mc="http://schemas.openxmlformats.org/markup-compatibility/2006" xmlns:o="urn:schemas-microsoft-com:office:office" xmlns:r="http://schemas.openxmlformats.org/officeDocument/2006/relationships" xmlns:m="http://schemas.openxmlformats.org/officeDocument/2006/math" xmlns:v="urn:schemas-microsoft-com:vml" xmlns:wp14="http://schemas.microsoft.com/office/word/2010/wordprocessingDrawing" xmlns:wp="http://schemas.openxmlformats.org/drawingml/2006/wordprocessingDrawing" xmlns:w10="urn:schemas-microsoft-com:office:word" xmlns:w="http://schemas.openxmlformats.org/wordprocessingml/2006/main" xmlns:w14="http://schemas.microsoft.com/office/word/2010/wordml" xmlns:w15="http://schemas.microsoft.com/office/word/2012/wordml" xmlns:w16se="http://schemas.microsoft.com/office/word/2015/wordml/symex" xmlns:wpg="http://schemas.microsoft.com/office/word/2010/wordprocessingGroup" xmlns:wpi="http://schemas.microsoft.com/office/word/2010/wordprocessingInk" xmlns:wne="http://schemas.microsoft.com/office/word/2006/wordml" xmlns:wps="http://schemas.microsoft.com/office/word/2010/wordprocessingShape" mc:Ignorable="w14 w15 w16se wp14">
+<w:hdr xmlns:wpc="http://schemas.microsoft.com/office/word/2010/wordprocessingCanvas" xmlns:cx="http://schemas.microsoft.com/office/drawing/2014/chartex" xmlns:cx1="http://schemas.microsoft.com/office/drawing/2015/9/8/chartex" xmlns:cx2="http://schemas.microsoft.com/office/drawing/2015/10/21/chartex" xmlns:cx3="http://schemas.microsoft.com/office/drawing/2016/5/9/chartex" xmlns:cx4="http://schemas.microsoft.com/office/drawing/2016/5/10/chartex" xmlns:cx5="http://schemas.microsoft.com/office/drawing/2016/5/11/chartex" xmlns:cx6="http://schemas.microsoft.com/office/drawing/2016/5/12/chartex" xmlns:cx7="http://schemas.microsoft.com/office/drawing/2016/5/13/chartex" xmlns:cx8="http://schemas.microsoft.com/office/drawing/2016/5/14/chartex" xmlns:mc="http://schemas.openxmlformats.org/markup-compatibility/2006" xmlns:aink="http://schemas.microsoft.com/office/drawing/2016/ink" xmlns:am3d="http://schemas.microsoft.com/office/drawing/2017/model3d" xmlns:o="urn:schemas-microsoft-com:office:office" xmlns:oel="http://schemas.microsoft.com/office/2019/extlst" xmlns:r="http://schemas.openxmlformats.org/officeDocument/2006/relationships" xmlns:m="http://schemas.openxmlformats.org/officeDocument/2006/math" xmlns:v="urn:schemas-microsoft-com:vml" xmlns:wp14="http://schemas.microsoft.com/office/word/2010/wordprocessingDrawing" xmlns:wp="http://schemas.openxmlformats.org/drawingml/2006/wordprocessingDrawing" xmlns:w10="urn:schemas-microsoft-com:office:word" xmlns:w="http://schemas.openxmlformats.org/wordprocessingml/2006/main" xmlns:w14="http://schemas.microsoft.com/office/word/2010/wordml" xmlns:w15="http://schemas.microsoft.com/office/word/2012/wordml" xmlns:w16cex="http://schemas.microsoft.com/office/word/2018/wordml/cex" xmlns:w16cid="http://schemas.microsoft.com/office/word/2016/wordml/cid" xmlns:w16="http://schemas.microsoft.com/office/word/2018/wordml" xmlns:w16du="http://schemas.microsoft.com/office/word/2023/wordml/word16du" xmlns:w16sdtdh="http://schemas.microsoft.com/office/word/2020/wordml/sdtdatahash" xmlns:w16sdtfl="http://schemas.microsoft.com/office/word/2024/wordml/sdtformatlock" xmlns:w16se="http://schemas.microsoft.com/office/word/2015/wordml/symex" xmlns:wpg="http://schemas.microsoft.com/office/word/2010/wordprocessingGroup" xmlns:wpi="http://schemas.microsoft.com/office/word/2010/wordprocessingInk" xmlns:wne="http://schemas.microsoft.com/office/word/2006/wordml" xmlns:wps="http://schemas.microsoft.com/office/word/2010/wordprocessingShape" mc:Ignorable="w14 w15 w16se w16cid w16 w16cex w16sdtdh w16sdtfl w16du wp14">
   <w:tbl>
     <w:tblPr>
       <w:tblStyle w:val="Tablaconcuadrcula1"/>
@@ -3644,7 +3259,7 @@
 </file>
 
 <file path=word/numbering.xml><?xml version="1.0" encoding="utf-8"?>
-<w:numbering xmlns:wpc="http://schemas.microsoft.com/office/word/2010/wordprocessingCanvas" xmlns:cx="http://schemas.microsoft.com/office/drawing/2014/chartex" xmlns:mc="http://schemas.openxmlformats.org/markup-compatibility/2006" xmlns:o="urn:schemas-microsoft-com:office:office" xmlns:r="http://schemas.openxmlformats.org/officeDocument/2006/relationships" xmlns:m="http://schemas.openxmlformats.org/officeDocument/2006/math" xmlns:v="urn:schemas-microsoft-com:vml" xmlns:wp14="http://schemas.microsoft.com/office/word/2010/wordprocessingDrawing" xmlns:wp="http://schemas.openxmlformats.org/drawingml/2006/wordprocessingDrawing" xmlns:w10="urn:schemas-microsoft-com:office:word" xmlns:w="http://schemas.openxmlformats.org/wordprocessingml/2006/main" xmlns:w14="http://schemas.microsoft.com/office/word/2010/wordml" xmlns:w15="http://schemas.microsoft.com/office/word/2012/wordml" xmlns:w16se="http://schemas.microsoft.com/office/word/2015/wordml/symex" xmlns:wpg="http://schemas.microsoft.com/office/word/2010/wordprocessingGroup" xmlns:wpi="http://schemas.microsoft.com/office/word/2010/wordprocessingInk" xmlns:wne="http://schemas.microsoft.com/office/word/2006/wordml" xmlns:wps="http://schemas.microsoft.com/office/word/2010/wordprocessingShape" mc:Ignorable="w14 w15 w16se wp14">
+<w:numbering xmlns:wpc="http://schemas.microsoft.com/office/word/2010/wordprocessingCanvas" xmlns:cx="http://schemas.microsoft.com/office/drawing/2014/chartex" xmlns:cx1="http://schemas.microsoft.com/office/drawing/2015/9/8/chartex" xmlns:cx2="http://schemas.microsoft.com/office/drawing/2015/10/21/chartex" xmlns:cx3="http://schemas.microsoft.com/office/drawing/2016/5/9/chartex" xmlns:cx4="http://schemas.microsoft.com/office/drawing/2016/5/10/chartex" xmlns:cx5="http://schemas.microsoft.com/office/drawing/2016/5/11/chartex" xmlns:cx6="http://schemas.microsoft.com/office/drawing/2016/5/12/chartex" xmlns:cx7="http://schemas.microsoft.com/office/drawing/2016/5/13/chartex" xmlns:cx8="http://schemas.microsoft.com/office/drawing/2016/5/14/chartex" xmlns:mc="http://schemas.openxmlformats.org/markup-compatibility/2006" xmlns:aink="http://schemas.microsoft.com/office/drawing/2016/ink" xmlns:am3d="http://schemas.microsoft.com/office/drawing/2017/model3d" xmlns:o="urn:schemas-microsoft-com:office:office" xmlns:oel="http://schemas.microsoft.com/office/2019/extlst" xmlns:r="http://schemas.openxmlformats.org/officeDocument/2006/relationships" xmlns:m="http://schemas.openxmlformats.org/officeDocument/2006/math" xmlns:v="urn:schemas-microsoft-com:vml" xmlns:wp14="http://schemas.microsoft.com/office/word/2010/wordprocessingDrawing" xmlns:wp="http://schemas.openxmlformats.org/drawingml/2006/wordprocessingDrawing" xmlns:w10="urn:schemas-microsoft-com:office:word" xmlns:w="http://schemas.openxmlformats.org/wordprocessingml/2006/main" xmlns:w14="http://schemas.microsoft.com/office/word/2010/wordml" xmlns:w15="http://schemas.microsoft.com/office/word/2012/wordml" xmlns:w16cex="http://schemas.microsoft.com/office/word/2018/wordml/cex" xmlns:w16cid="http://schemas.microsoft.com/office/word/2016/wordml/cid" xmlns:w16="http://schemas.microsoft.com/office/word/2018/wordml" xmlns:w16du="http://schemas.microsoft.com/office/word/2023/wordml/word16du" xmlns:w16sdtdh="http://schemas.microsoft.com/office/word/2020/wordml/sdtdatahash" xmlns:w16sdtfl="http://schemas.microsoft.com/office/word/2024/wordml/sdtformatlock" xmlns:w16se="http://schemas.microsoft.com/office/word/2015/wordml/symex" xmlns:wpg="http://schemas.microsoft.com/office/word/2010/wordprocessingGroup" xmlns:wpi="http://schemas.microsoft.com/office/word/2010/wordprocessingInk" xmlns:wne="http://schemas.microsoft.com/office/word/2006/wordml" xmlns:wps="http://schemas.microsoft.com/office/word/2010/wordprocessingShape" mc:Ignorable="w14 w15 w16se w16cid w16 w16cex w16sdtdh w16sdtfl w16du wp14">
   <w:abstractNum w:abstractNumId="0" w15:restartNumberingAfterBreak="0">
     <w:nsid w:val="2FFD4C7F"/>
     <w:multiLevelType w:val="multilevel"/>
@@ -3766,14 +3381,246 @@
       </w:rPr>
     </w:lvl>
   </w:abstractNum>
-  <w:num w:numId="1">
+  <w:abstractNum w:abstractNumId="1" w15:restartNumberingAfterBreak="0">
+    <w:nsid w:val="31A417E6"/>
+    <w:multiLevelType w:val="multilevel"/>
+    <w:tmpl w:val="EFA8A92E"/>
+    <w:lvl w:ilvl="0">
+      <w:start w:val="1"/>
+      <w:numFmt w:val="decimal"/>
+      <w:lvlText w:val="%1."/>
+      <w:lvlJc w:val="left"/>
+      <w:pPr>
+        <w:tabs>
+          <w:tab w:val="num" w:pos="720"/>
+        </w:tabs>
+        <w:ind w:left="720" w:hanging="360"/>
+      </w:pPr>
+    </w:lvl>
+    <w:lvl w:ilvl="1" w:tentative="1">
+      <w:start w:val="1"/>
+      <w:numFmt w:val="decimal"/>
+      <w:lvlText w:val="%2."/>
+      <w:lvlJc w:val="left"/>
+      <w:pPr>
+        <w:tabs>
+          <w:tab w:val="num" w:pos="1440"/>
+        </w:tabs>
+        <w:ind w:left="1440" w:hanging="360"/>
+      </w:pPr>
+    </w:lvl>
+    <w:lvl w:ilvl="2" w:tentative="1">
+      <w:start w:val="1"/>
+      <w:numFmt w:val="decimal"/>
+      <w:lvlText w:val="%3."/>
+      <w:lvlJc w:val="left"/>
+      <w:pPr>
+        <w:tabs>
+          <w:tab w:val="num" w:pos="2160"/>
+        </w:tabs>
+        <w:ind w:left="2160" w:hanging="360"/>
+      </w:pPr>
+    </w:lvl>
+    <w:lvl w:ilvl="3" w:tentative="1">
+      <w:start w:val="1"/>
+      <w:numFmt w:val="decimal"/>
+      <w:lvlText w:val="%4."/>
+      <w:lvlJc w:val="left"/>
+      <w:pPr>
+        <w:tabs>
+          <w:tab w:val="num" w:pos="2880"/>
+        </w:tabs>
+        <w:ind w:left="2880" w:hanging="360"/>
+      </w:pPr>
+    </w:lvl>
+    <w:lvl w:ilvl="4" w:tentative="1">
+      <w:start w:val="1"/>
+      <w:numFmt w:val="decimal"/>
+      <w:lvlText w:val="%5."/>
+      <w:lvlJc w:val="left"/>
+      <w:pPr>
+        <w:tabs>
+          <w:tab w:val="num" w:pos="3600"/>
+        </w:tabs>
+        <w:ind w:left="3600" w:hanging="360"/>
+      </w:pPr>
+    </w:lvl>
+    <w:lvl w:ilvl="5" w:tentative="1">
+      <w:start w:val="1"/>
+      <w:numFmt w:val="decimal"/>
+      <w:lvlText w:val="%6."/>
+      <w:lvlJc w:val="left"/>
+      <w:pPr>
+        <w:tabs>
+          <w:tab w:val="num" w:pos="4320"/>
+        </w:tabs>
+        <w:ind w:left="4320" w:hanging="360"/>
+      </w:pPr>
+    </w:lvl>
+    <w:lvl w:ilvl="6" w:tentative="1">
+      <w:start w:val="1"/>
+      <w:numFmt w:val="decimal"/>
+      <w:lvlText w:val="%7."/>
+      <w:lvlJc w:val="left"/>
+      <w:pPr>
+        <w:tabs>
+          <w:tab w:val="num" w:pos="5040"/>
+        </w:tabs>
+        <w:ind w:left="5040" w:hanging="360"/>
+      </w:pPr>
+    </w:lvl>
+    <w:lvl w:ilvl="7" w:tentative="1">
+      <w:start w:val="1"/>
+      <w:numFmt w:val="decimal"/>
+      <w:lvlText w:val="%8."/>
+      <w:lvlJc w:val="left"/>
+      <w:pPr>
+        <w:tabs>
+          <w:tab w:val="num" w:pos="5760"/>
+        </w:tabs>
+        <w:ind w:left="5760" w:hanging="360"/>
+      </w:pPr>
+    </w:lvl>
+    <w:lvl w:ilvl="8" w:tentative="1">
+      <w:start w:val="1"/>
+      <w:numFmt w:val="decimal"/>
+      <w:lvlText w:val="%9."/>
+      <w:lvlJc w:val="left"/>
+      <w:pPr>
+        <w:tabs>
+          <w:tab w:val="num" w:pos="6480"/>
+        </w:tabs>
+        <w:ind w:left="6480" w:hanging="360"/>
+      </w:pPr>
+    </w:lvl>
+  </w:abstractNum>
+  <w:abstractNum w:abstractNumId="2" w15:restartNumberingAfterBreak="0">
+    <w:nsid w:val="5C882007"/>
+    <w:multiLevelType w:val="multilevel"/>
+    <w:tmpl w:val="E4E6E568"/>
+    <w:lvl w:ilvl="0">
+      <w:start w:val="1"/>
+      <w:numFmt w:val="decimal"/>
+      <w:lvlText w:val="%1."/>
+      <w:lvlJc w:val="left"/>
+      <w:pPr>
+        <w:tabs>
+          <w:tab w:val="num" w:pos="720"/>
+        </w:tabs>
+        <w:ind w:left="720" w:hanging="360"/>
+      </w:pPr>
+    </w:lvl>
+    <w:lvl w:ilvl="1" w:tentative="1">
+      <w:start w:val="1"/>
+      <w:numFmt w:val="decimal"/>
+      <w:lvlText w:val="%2."/>
+      <w:lvlJc w:val="left"/>
+      <w:pPr>
+        <w:tabs>
+          <w:tab w:val="num" w:pos="1440"/>
+        </w:tabs>
+        <w:ind w:left="1440" w:hanging="360"/>
+      </w:pPr>
+    </w:lvl>
+    <w:lvl w:ilvl="2" w:tentative="1">
+      <w:start w:val="1"/>
+      <w:numFmt w:val="decimal"/>
+      <w:lvlText w:val="%3."/>
+      <w:lvlJc w:val="left"/>
+      <w:pPr>
+        <w:tabs>
+          <w:tab w:val="num" w:pos="2160"/>
+        </w:tabs>
+        <w:ind w:left="2160" w:hanging="360"/>
+      </w:pPr>
+    </w:lvl>
+    <w:lvl w:ilvl="3" w:tentative="1">
+      <w:start w:val="1"/>
+      <w:numFmt w:val="decimal"/>
+      <w:lvlText w:val="%4."/>
+      <w:lvlJc w:val="left"/>
+      <w:pPr>
+        <w:tabs>
+          <w:tab w:val="num" w:pos="2880"/>
+        </w:tabs>
+        <w:ind w:left="2880" w:hanging="360"/>
+      </w:pPr>
+    </w:lvl>
+    <w:lvl w:ilvl="4" w:tentative="1">
+      <w:start w:val="1"/>
+      <w:numFmt w:val="decimal"/>
+      <w:lvlText w:val="%5."/>
+      <w:lvlJc w:val="left"/>
+      <w:pPr>
+        <w:tabs>
+          <w:tab w:val="num" w:pos="3600"/>
+        </w:tabs>
+        <w:ind w:left="3600" w:hanging="360"/>
+      </w:pPr>
+    </w:lvl>
+    <w:lvl w:ilvl="5" w:tentative="1">
+      <w:start w:val="1"/>
+      <w:numFmt w:val="decimal"/>
+      <w:lvlText w:val="%6."/>
+      <w:lvlJc w:val="left"/>
+      <w:pPr>
+        <w:tabs>
+          <w:tab w:val="num" w:pos="4320"/>
+        </w:tabs>
+        <w:ind w:left="4320" w:hanging="360"/>
+      </w:pPr>
+    </w:lvl>
+    <w:lvl w:ilvl="6" w:tentative="1">
+      <w:start w:val="1"/>
+      <w:numFmt w:val="decimal"/>
+      <w:lvlText w:val="%7."/>
+      <w:lvlJc w:val="left"/>
+      <w:pPr>
+        <w:tabs>
+          <w:tab w:val="num" w:pos="5040"/>
+        </w:tabs>
+        <w:ind w:left="5040" w:hanging="360"/>
+      </w:pPr>
+    </w:lvl>
+    <w:lvl w:ilvl="7" w:tentative="1">
+      <w:start w:val="1"/>
+      <w:numFmt w:val="decimal"/>
+      <w:lvlText w:val="%8."/>
+      <w:lvlJc w:val="left"/>
+      <w:pPr>
+        <w:tabs>
+          <w:tab w:val="num" w:pos="5760"/>
+        </w:tabs>
+        <w:ind w:left="5760" w:hanging="360"/>
+      </w:pPr>
+    </w:lvl>
+    <w:lvl w:ilvl="8" w:tentative="1">
+      <w:start w:val="1"/>
+      <w:numFmt w:val="decimal"/>
+      <w:lvlText w:val="%9."/>
+      <w:lvlJc w:val="left"/>
+      <w:pPr>
+        <w:tabs>
+          <w:tab w:val="num" w:pos="6480"/>
+        </w:tabs>
+        <w:ind w:left="6480" w:hanging="360"/>
+      </w:pPr>
+    </w:lvl>
+  </w:abstractNum>
+  <w:num w:numId="1" w16cid:durableId="71466826">
     <w:abstractNumId w:val="0"/>
+  </w:num>
+  <w:num w:numId="2" w16cid:durableId="761753993">
+    <w:abstractNumId w:val="2"/>
+  </w:num>
+  <w:num w:numId="3" w16cid:durableId="2098623894">
+    <w:abstractNumId w:val="1"/>
   </w:num>
 </w:numbering>
 </file>
 
 <file path=word/styles.xml><?xml version="1.0" encoding="utf-8"?>
-<w:styles xmlns:mc="http://schemas.openxmlformats.org/markup-compatibility/2006" xmlns:r="http://schemas.openxmlformats.org/officeDocument/2006/relationships" xmlns:w="http://schemas.openxmlformats.org/wordprocessingml/2006/main" xmlns:w14="http://schemas.microsoft.com/office/word/2010/wordml" xmlns:w15="http://schemas.microsoft.com/office/word/2012/wordml" xmlns:w16se="http://schemas.microsoft.com/office/word/2015/wordml/symex" mc:Ignorable="w14 w15 w16se">
+<w:styles xmlns:mc="http://schemas.openxmlformats.org/markup-compatibility/2006" xmlns:r="http://schemas.openxmlformats.org/officeDocument/2006/relationships" xmlns:w="http://schemas.openxmlformats.org/wordprocessingml/2006/main" xmlns:w14="http://schemas.microsoft.com/office/word/2010/wordml" xmlns:w15="http://schemas.microsoft.com/office/word/2012/wordml" xmlns:w16cex="http://schemas.microsoft.com/office/word/2018/wordml/cex" xmlns:w16cid="http://schemas.microsoft.com/office/word/2016/wordml/cid" xmlns:w16="http://schemas.microsoft.com/office/word/2018/wordml" xmlns:w16du="http://schemas.microsoft.com/office/word/2023/wordml/word16du" xmlns:w16sdtdh="http://schemas.microsoft.com/office/word/2020/wordml/sdtdatahash" xmlns:w16sdtfl="http://schemas.microsoft.com/office/word/2024/wordml/sdtformatlock" xmlns:w16se="http://schemas.microsoft.com/office/word/2015/wordml/symex" mc:Ignorable="w14 w15 w16se w16cid w16 w16cex w16sdtdh w16sdtfl w16du">
   <w:docDefaults>
     <w:rPrDefault>
       <w:rPr>
@@ -3785,7 +3632,7 @@
     </w:rPrDefault>
     <w:pPrDefault/>
   </w:docDefaults>
-  <w:latentStyles w:defLockedState="0" w:defUIPriority="99" w:defSemiHidden="0" w:defUnhideWhenUsed="0" w:defQFormat="0" w:count="371">
+  <w:latentStyles w:defLockedState="0" w:defUIPriority="99" w:defSemiHidden="0" w:defUnhideWhenUsed="0" w:defQFormat="0" w:count="376">
     <w:lsdException w:name="Normal" w:uiPriority="0" w:qFormat="1"/>
     <w:lsdException w:name="heading 1" w:uiPriority="9" w:qFormat="1"/>
     <w:lsdException w:name="heading 2" w:semiHidden="1" w:uiPriority="9" w:unhideWhenUsed="1" w:qFormat="1"/>
@@ -4157,6 +4004,11 @@
     <w:lsdException w:name="List Table 5 Dark Accent 6" w:uiPriority="50"/>
     <w:lsdException w:name="List Table 6 Colorful Accent 6" w:uiPriority="51"/>
     <w:lsdException w:name="List Table 7 Colorful Accent 6" w:uiPriority="52"/>
+    <w:lsdException w:name="Mention" w:semiHidden="1" w:unhideWhenUsed="1"/>
+    <w:lsdException w:name="Smart Hyperlink" w:semiHidden="1" w:unhideWhenUsed="1"/>
+    <w:lsdException w:name="Hashtag" w:semiHidden="1" w:unhideWhenUsed="1"/>
+    <w:lsdException w:name="Unresolved Mention" w:semiHidden="1" w:unhideWhenUsed="1"/>
+    <w:lsdException w:name="Smart Link" w:semiHidden="1" w:unhideWhenUsed="1"/>
   </w:latentStyles>
   <w:style w:type="paragraph" w:default="1" w:styleId="Normal">
     <w:name w:val="Normal"/>
@@ -4195,7 +4047,6 @@
   <w:style w:type="character" w:default="1" w:styleId="Fuentedeprrafopredeter">
     <w:name w:val="Default Paragraph Font"/>
     <w:uiPriority w:val="1"/>
-    <w:semiHidden/>
     <w:unhideWhenUsed/>
   </w:style>
   <w:style w:type="table" w:default="1" w:styleId="Tablanormal">
@@ -4765,6 +4616,15 @@
 </file>
 
 <file path=customXml/item2.xml><?xml version="1.0" encoding="utf-8"?>
+<?mso-contentType ?>
+<FormTemplates xmlns="http://schemas.microsoft.com/sharepoint/v3/contenttype/forms">
+  <Display>DocumentLibraryForm</Display>
+  <Edit>DocumentLibraryForm</Edit>
+  <New>DocumentLibraryForm</New>
+</FormTemplates>
+</file>
+
+<file path=customXml/item3.xml><?xml version="1.0" encoding="utf-8"?>
 <ct:contentTypeSchema xmlns:ct="http://schemas.microsoft.com/office/2006/metadata/contentType" xmlns:ma="http://schemas.microsoft.com/office/2006/metadata/properties/metaAttributes" ct:_="" ma:_="" ma:contentTypeName="Documento" ma:contentTypeID="0x010100E96778489EE7714D8BD12CC105EB918B" ma:contentTypeVersion="2" ma:contentTypeDescription="Crear nuevo documento." ma:contentTypeScope="" ma:versionID="416c5c7ae9b5d54d83875cd3c65194e3">
   <xsd:schema xmlns:xsd="http://www.w3.org/2001/XMLSchema" xmlns:xs="http://www.w3.org/2001/XMLSchema" xmlns:p="http://schemas.microsoft.com/office/2006/metadata/properties" xmlns:ns2="126e8a1c-9ea9-435a-ac89-d06c80d62e30" targetNamespace="http://schemas.microsoft.com/office/2006/metadata/properties" ma:root="true" ma:fieldsID="70a237c842677bd850644f8595079f5e" ns2:_="">
     <xsd:import namespace="126e8a1c-9ea9-435a-ac89-d06c80d62e30"/>
@@ -4896,32 +4756,24 @@
 </ct:contentTypeSchema>
 </file>
 
-<file path=customXml/item3.xml><?xml version="1.0" encoding="utf-8"?>
-<?mso-contentType ?>
-<FormTemplates xmlns="http://schemas.microsoft.com/sharepoint/v3/contenttype/forms">
-  <Display>DocumentLibraryForm</Display>
-  <Edit>DocumentLibraryForm</Edit>
-  <New>DocumentLibraryForm</New>
-</FormTemplates>
-</file>
-
 <file path=customXml/itemProps1.xml><?xml version="1.0" encoding="utf-8"?>
 <ds:datastoreItem xmlns:ds="http://schemas.openxmlformats.org/officeDocument/2006/customXml" ds:itemID="{46CA5683-AF87-4E40-B841-2E23A3B52406}">
   <ds:schemaRefs>
-    <ds:schemaRef ds:uri="http://purl.org/dc/terms/"/>
-    <ds:schemaRef ds:uri="http://purl.org/dc/elements/1.1/"/>
-    <ds:schemaRef ds:uri="http://schemas.openxmlformats.org/package/2006/metadata/core-properties"/>
-    <ds:schemaRef ds:uri="http://www.w3.org/XML/1998/namespace"/>
     <ds:schemaRef ds:uri="http://schemas.microsoft.com/office/2006/metadata/properties"/>
-    <ds:schemaRef ds:uri="http://schemas.microsoft.com/office/2006/documentManagement/types"/>
-    <ds:schemaRef ds:uri="http://purl.org/dc/dcmitype/"/>
     <ds:schemaRef ds:uri="http://schemas.microsoft.com/office/infopath/2007/PartnerControls"/>
-    <ds:schemaRef ds:uri="126e8a1c-9ea9-435a-ac89-d06c80d62e30"/>
   </ds:schemaRefs>
 </ds:datastoreItem>
 </file>
 
 <file path=customXml/itemProps2.xml><?xml version="1.0" encoding="utf-8"?>
+<ds:datastoreItem xmlns:ds="http://schemas.openxmlformats.org/officeDocument/2006/customXml" ds:itemID="{D51C61E4-DB75-4684-AD25-71F546404E96}">
+  <ds:schemaRefs>
+    <ds:schemaRef ds:uri="http://schemas.microsoft.com/sharepoint/v3/contenttype/forms"/>
+  </ds:schemaRefs>
+</ds:datastoreItem>
+</file>
+
+<file path=customXml/itemProps3.xml><?xml version="1.0" encoding="utf-8"?>
 <ds:datastoreItem xmlns:ds="http://schemas.openxmlformats.org/officeDocument/2006/customXml" ds:itemID="{6F3661B0-5934-4FAB-ADC6-33A19B814E8D}">
   <ds:schemaRefs>
     <ds:schemaRef ds:uri="http://schemas.microsoft.com/office/2006/metadata/contentType"/>
@@ -4937,12 +4789,4 @@
     <ds:schemaRef ds:uri="http://schemas.microsoft.com/internal/obd"/>
   </ds:schemaRefs>
 </ds:datastoreItem>
-</file>
-
-<file path=customXml/itemProps3.xml><?xml version="1.0" encoding="utf-8"?>
-<ds:datastoreItem xmlns:ds="http://schemas.openxmlformats.org/officeDocument/2006/customXml" ds:itemID="{D51C61E4-DB75-4684-AD25-71F546404E96}">
-  <ds:schemaRefs>
-    <ds:schemaRef ds:uri="http://schemas.microsoft.com/sharepoint/v3/contenttype/forms"/>
-  </ds:schemaRefs>
-</ds:datastoreItem>
 </file>